--- a/LAB04/baocao_NguyenSiQuynh_1250080157_Lab04.docx
+++ b/LAB04/baocao_NguyenSiQuynh_1250080157_Lab04.docx
@@ -9,10 +9,7 @@
     </w:p>
     <w:p>
       <w:r>
-        <w:t>NGUYỄN SĨ QUỲNH</w:t>
-      </w:r>
-      <w:r>
-        <w:t xml:space="preserve"> 1250080157 </w:t>
+        <w:t xml:space="preserve">NGUYỄN SĨ QUỲNH 1250080157 </w:t>
       </w:r>
     </w:p>
     <w:p>
@@ -1686,6 +1683,9 @@
     <w:p/>
     <w:p>
       <w:r>
+        <w:rPr>
+          <w:noProof/>
+        </w:rPr>
         <w:drawing>
           <wp:inline distT="0" distB="0" distL="0" distR="0" wp14:anchorId="7CDA29DD" wp14:editId="15E21113">
             <wp:extent cx="5731510" cy="6950710"/>
@@ -1736,6 +1736,6049 @@
         </w:drawing>
       </w:r>
     </w:p>
+    <w:p>
+      <w:r>
+        <w:rPr>
+          <w:b/>
+          <w:bCs/>
+        </w:rPr>
+        <w:lastRenderedPageBreak/>
+        <w:t>Bảng 1. Danh sách các bảng</w:t>
+      </w:r>
+    </w:p>
+    <w:tbl>
+      <w:tblPr>
+        <w:tblStyle w:val="TableGrid"/>
+        <w:tblW w:w="0" w:type="auto"/>
+        <w:tblLook w:val="04A0" w:firstRow="1" w:lastRow="0" w:firstColumn="1" w:lastColumn="0" w:noHBand="0" w:noVBand="1"/>
+      </w:tblPr>
+      <w:tblGrid>
+        <w:gridCol w:w="670"/>
+        <w:gridCol w:w="1982"/>
+        <w:gridCol w:w="6364"/>
+      </w:tblGrid>
+      <w:tr>
+        <w:tc>
+          <w:tcPr>
+            <w:tcW w:w="0" w:type="auto"/>
+            <w:hideMark/>
+          </w:tcPr>
+          <w:p>
+            <w:pPr>
+              <w:spacing w:after="160" w:line="278" w:lineRule="auto"/>
+              <w:rPr>
+                <w:b/>
+                <w:bCs/>
+              </w:rPr>
+            </w:pPr>
+            <w:r>
+              <w:rPr>
+                <w:b/>
+                <w:bCs/>
+              </w:rPr>
+              <w:t>STT</w:t>
+            </w:r>
+          </w:p>
+        </w:tc>
+        <w:tc>
+          <w:tcPr>
+            <w:tcW w:w="0" w:type="auto"/>
+            <w:hideMark/>
+          </w:tcPr>
+          <w:p>
+            <w:pPr>
+              <w:spacing w:after="160" w:line="278" w:lineRule="auto"/>
+              <w:rPr>
+                <w:b/>
+                <w:bCs/>
+              </w:rPr>
+            </w:pPr>
+            <w:r>
+              <w:rPr>
+                <w:b/>
+                <w:bCs/>
+              </w:rPr>
+              <w:t>Tên bảng</w:t>
+            </w:r>
+          </w:p>
+        </w:tc>
+        <w:tc>
+          <w:tcPr>
+            <w:tcW w:w="0" w:type="auto"/>
+            <w:hideMark/>
+          </w:tcPr>
+          <w:p>
+            <w:pPr>
+              <w:spacing w:after="160" w:line="278" w:lineRule="auto"/>
+              <w:rPr>
+                <w:b/>
+                <w:bCs/>
+              </w:rPr>
+            </w:pPr>
+            <w:r>
+              <w:rPr>
+                <w:b/>
+                <w:bCs/>
+              </w:rPr>
+              <w:t>Mô tả</w:t>
+            </w:r>
+          </w:p>
+        </w:tc>
+      </w:tr>
+      <w:tr>
+        <w:tc>
+          <w:tcPr>
+            <w:tcW w:w="0" w:type="auto"/>
+            <w:hideMark/>
+          </w:tcPr>
+          <w:p>
+            <w:pPr>
+              <w:spacing w:after="160" w:line="278" w:lineRule="auto"/>
+            </w:pPr>
+            <w:r>
+              <w:t>1</w:t>
+            </w:r>
+          </w:p>
+        </w:tc>
+        <w:tc>
+          <w:tcPr>
+            <w:tcW w:w="0" w:type="auto"/>
+            <w:hideMark/>
+          </w:tcPr>
+          <w:p>
+            <w:pPr>
+              <w:spacing w:after="160" w:line="278" w:lineRule="auto"/>
+            </w:pPr>
+            <w:r>
+              <w:t>NhomSanPham</w:t>
+            </w:r>
+          </w:p>
+        </w:tc>
+        <w:tc>
+          <w:tcPr>
+            <w:tcW w:w="0" w:type="auto"/>
+            <w:hideMark/>
+          </w:tcPr>
+          <w:p>
+            <w:pPr>
+              <w:spacing w:after="160" w:line="278" w:lineRule="auto"/>
+            </w:pPr>
+            <w:r>
+              <w:t>Lưu các nhóm (danh mục) sản phẩm</w:t>
+            </w:r>
+          </w:p>
+        </w:tc>
+      </w:tr>
+      <w:tr>
+        <w:tc>
+          <w:tcPr>
+            <w:tcW w:w="0" w:type="auto"/>
+            <w:hideMark/>
+          </w:tcPr>
+          <w:p>
+            <w:pPr>
+              <w:spacing w:after="160" w:line="278" w:lineRule="auto"/>
+            </w:pPr>
+            <w:r>
+              <w:t>2</w:t>
+            </w:r>
+          </w:p>
+        </w:tc>
+        <w:tc>
+          <w:tcPr>
+            <w:tcW w:w="0" w:type="auto"/>
+            <w:hideMark/>
+          </w:tcPr>
+          <w:p>
+            <w:pPr>
+              <w:spacing w:after="160" w:line="278" w:lineRule="auto"/>
+            </w:pPr>
+            <w:r>
+              <w:t>SanPham</w:t>
+            </w:r>
+          </w:p>
+        </w:tc>
+        <w:tc>
+          <w:tcPr>
+            <w:tcW w:w="0" w:type="auto"/>
+            <w:hideMark/>
+          </w:tcPr>
+          <w:p>
+            <w:pPr>
+              <w:spacing w:after="160" w:line="278" w:lineRule="auto"/>
+            </w:pPr>
+            <w:r>
+              <w:t>Lưu thông tin sản phẩm bán trên hệ thống</w:t>
+            </w:r>
+          </w:p>
+        </w:tc>
+      </w:tr>
+      <w:tr>
+        <w:tc>
+          <w:tcPr>
+            <w:tcW w:w="0" w:type="auto"/>
+            <w:hideMark/>
+          </w:tcPr>
+          <w:p>
+            <w:pPr>
+              <w:spacing w:after="160" w:line="278" w:lineRule="auto"/>
+            </w:pPr>
+            <w:r>
+              <w:t>3</w:t>
+            </w:r>
+          </w:p>
+        </w:tc>
+        <w:tc>
+          <w:tcPr>
+            <w:tcW w:w="0" w:type="auto"/>
+            <w:hideMark/>
+          </w:tcPr>
+          <w:p>
+            <w:pPr>
+              <w:spacing w:after="160" w:line="278" w:lineRule="auto"/>
+            </w:pPr>
+            <w:r>
+              <w:t>KhachHang</w:t>
+            </w:r>
+          </w:p>
+        </w:tc>
+        <w:tc>
+          <w:tcPr>
+            <w:tcW w:w="0" w:type="auto"/>
+            <w:hideMark/>
+          </w:tcPr>
+          <w:p>
+            <w:pPr>
+              <w:spacing w:after="160" w:line="278" w:lineRule="auto"/>
+            </w:pPr>
+            <w:r>
+              <w:t>Lưu thông tin và tài khoản đăng nhập của khách hàng</w:t>
+            </w:r>
+          </w:p>
+        </w:tc>
+      </w:tr>
+      <w:tr>
+        <w:tc>
+          <w:tcPr>
+            <w:tcW w:w="0" w:type="auto"/>
+            <w:hideMark/>
+          </w:tcPr>
+          <w:p>
+            <w:pPr>
+              <w:spacing w:after="160" w:line="278" w:lineRule="auto"/>
+            </w:pPr>
+            <w:r>
+              <w:t>4</w:t>
+            </w:r>
+          </w:p>
+        </w:tc>
+        <w:tc>
+          <w:tcPr>
+            <w:tcW w:w="0" w:type="auto"/>
+            <w:hideMark/>
+          </w:tcPr>
+          <w:p>
+            <w:pPr>
+              <w:spacing w:after="160" w:line="278" w:lineRule="auto"/>
+            </w:pPr>
+            <w:r>
+              <w:t>KhuVuc</w:t>
+            </w:r>
+          </w:p>
+        </w:tc>
+        <w:tc>
+          <w:tcPr>
+            <w:tcW w:w="0" w:type="auto"/>
+            <w:hideMark/>
+          </w:tcPr>
+          <w:p>
+            <w:pPr>
+              <w:spacing w:after="160" w:line="278" w:lineRule="auto"/>
+            </w:pPr>
+            <w:r>
+              <w:t>Lưu các khu vực giao hàng và bảng phí giao hàng theo từng loại phiếu</w:t>
+            </w:r>
+          </w:p>
+        </w:tc>
+      </w:tr>
+      <w:tr>
+        <w:tc>
+          <w:tcPr>
+            <w:tcW w:w="0" w:type="auto"/>
+            <w:hideMark/>
+          </w:tcPr>
+          <w:p>
+            <w:pPr>
+              <w:spacing w:after="160" w:line="278" w:lineRule="auto"/>
+            </w:pPr>
+            <w:r>
+              <w:t>5</w:t>
+            </w:r>
+          </w:p>
+        </w:tc>
+        <w:tc>
+          <w:tcPr>
+            <w:tcW w:w="0" w:type="auto"/>
+            <w:hideMark/>
+          </w:tcPr>
+          <w:p>
+            <w:pPr>
+              <w:spacing w:after="160" w:line="278" w:lineRule="auto"/>
+            </w:pPr>
+            <w:r>
+              <w:t>NguoiNhan</w:t>
+            </w:r>
+          </w:p>
+        </w:tc>
+        <w:tc>
+          <w:tcPr>
+            <w:tcW w:w="0" w:type="auto"/>
+            <w:hideMark/>
+          </w:tcPr>
+          <w:p>
+            <w:pPr>
+              <w:spacing w:after="160" w:line="278" w:lineRule="auto"/>
+            </w:pPr>
+            <w:r>
+              <w:t>Lưu thông tin người nhận hàng</w:t>
+            </w:r>
+          </w:p>
+        </w:tc>
+      </w:tr>
+      <w:tr>
+        <w:tc>
+          <w:tcPr>
+            <w:tcW w:w="0" w:type="auto"/>
+            <w:hideMark/>
+          </w:tcPr>
+          <w:p>
+            <w:pPr>
+              <w:spacing w:after="160" w:line="278" w:lineRule="auto"/>
+            </w:pPr>
+            <w:r>
+              <w:t>6</w:t>
+            </w:r>
+          </w:p>
+        </w:tc>
+        <w:tc>
+          <w:tcPr>
+            <w:tcW w:w="0" w:type="auto"/>
+            <w:hideMark/>
+          </w:tcPr>
+          <w:p>
+            <w:pPr>
+              <w:spacing w:after="160" w:line="278" w:lineRule="auto"/>
+            </w:pPr>
+            <w:r>
+              <w:t>DonHang</w:t>
+            </w:r>
+          </w:p>
+        </w:tc>
+        <w:tc>
+          <w:tcPr>
+            <w:tcW w:w="0" w:type="auto"/>
+            <w:hideMark/>
+          </w:tcPr>
+          <w:p>
+            <w:pPr>
+              <w:spacing w:after="160" w:line="278" w:lineRule="auto"/>
+            </w:pPr>
+            <w:r>
+              <w:t>Lưu thông tin chung của đơn đặt hàng</w:t>
+            </w:r>
+          </w:p>
+        </w:tc>
+      </w:tr>
+      <w:tr>
+        <w:tc>
+          <w:tcPr>
+            <w:tcW w:w="0" w:type="auto"/>
+            <w:hideMark/>
+          </w:tcPr>
+          <w:p>
+            <w:pPr>
+              <w:spacing w:after="160" w:line="278" w:lineRule="auto"/>
+            </w:pPr>
+            <w:r>
+              <w:t>7</w:t>
+            </w:r>
+          </w:p>
+        </w:tc>
+        <w:tc>
+          <w:tcPr>
+            <w:tcW w:w="0" w:type="auto"/>
+            <w:hideMark/>
+          </w:tcPr>
+          <w:p>
+            <w:pPr>
+              <w:spacing w:after="160" w:line="278" w:lineRule="auto"/>
+            </w:pPr>
+            <w:r>
+              <w:t>ChiTietDonHang</w:t>
+            </w:r>
+          </w:p>
+        </w:tc>
+        <w:tc>
+          <w:tcPr>
+            <w:tcW w:w="0" w:type="auto"/>
+            <w:hideMark/>
+          </w:tcPr>
+          <w:p>
+            <w:pPr>
+              <w:spacing w:after="160" w:line="278" w:lineRule="auto"/>
+            </w:pPr>
+            <w:r>
+              <w:t>Lưu chi tiết các sản phẩm trong từng đơn hàng</w:t>
+            </w:r>
+          </w:p>
+        </w:tc>
+      </w:tr>
+    </w:tbl>
+    <w:p>
+      <w:r>
+        <w:rPr>
+          <w:b/>
+          <w:bCs/>
+        </w:rPr>
+        <w:t>Bảng 2. NhomSanPham</w:t>
+      </w:r>
+    </w:p>
+    <w:tbl>
+      <w:tblPr>
+        <w:tblStyle w:val="TableGrid"/>
+        <w:tblW w:w="0" w:type="auto"/>
+        <w:tblLook w:val="04A0" w:firstRow="1" w:lastRow="0" w:firstColumn="1" w:lastColumn="0" w:noHBand="0" w:noVBand="1"/>
+      </w:tblPr>
+      <w:tblGrid>
+        <w:gridCol w:w="670"/>
+        <w:gridCol w:w="1244"/>
+        <w:gridCol w:w="2106"/>
+        <w:gridCol w:w="816"/>
+        <w:gridCol w:w="1803"/>
+        <w:gridCol w:w="2377"/>
+      </w:tblGrid>
+      <w:tr>
+        <w:tc>
+          <w:tcPr>
+            <w:tcW w:w="0" w:type="auto"/>
+            <w:hideMark/>
+          </w:tcPr>
+          <w:p>
+            <w:pPr>
+              <w:spacing w:after="160" w:line="278" w:lineRule="auto"/>
+              <w:rPr>
+                <w:b/>
+                <w:bCs/>
+              </w:rPr>
+            </w:pPr>
+            <w:r>
+              <w:rPr>
+                <w:b/>
+                <w:bCs/>
+              </w:rPr>
+              <w:t>STT</w:t>
+            </w:r>
+          </w:p>
+        </w:tc>
+        <w:tc>
+          <w:tcPr>
+            <w:tcW w:w="0" w:type="auto"/>
+            <w:hideMark/>
+          </w:tcPr>
+          <w:p>
+            <w:pPr>
+              <w:spacing w:after="160" w:line="278" w:lineRule="auto"/>
+              <w:rPr>
+                <w:b/>
+                <w:bCs/>
+              </w:rPr>
+            </w:pPr>
+            <w:r>
+              <w:rPr>
+                <w:b/>
+                <w:bCs/>
+              </w:rPr>
+              <w:t>Tên cột</w:t>
+            </w:r>
+          </w:p>
+        </w:tc>
+        <w:tc>
+          <w:tcPr>
+            <w:tcW w:w="0" w:type="auto"/>
+            <w:hideMark/>
+          </w:tcPr>
+          <w:p>
+            <w:pPr>
+              <w:spacing w:after="160" w:line="278" w:lineRule="auto"/>
+              <w:rPr>
+                <w:b/>
+                <w:bCs/>
+              </w:rPr>
+            </w:pPr>
+            <w:r>
+              <w:rPr>
+                <w:b/>
+                <w:bCs/>
+              </w:rPr>
+              <w:t>Kiểu dữ liệu</w:t>
+            </w:r>
+          </w:p>
+        </w:tc>
+        <w:tc>
+          <w:tcPr>
+            <w:tcW w:w="0" w:type="auto"/>
+            <w:hideMark/>
+          </w:tcPr>
+          <w:p>
+            <w:pPr>
+              <w:spacing w:after="160" w:line="278" w:lineRule="auto"/>
+              <w:rPr>
+                <w:b/>
+                <w:bCs/>
+              </w:rPr>
+            </w:pPr>
+            <w:r>
+              <w:rPr>
+                <w:b/>
+                <w:bCs/>
+              </w:rPr>
+              <w:t>Khóa</w:t>
+            </w:r>
+          </w:p>
+        </w:tc>
+        <w:tc>
+          <w:tcPr>
+            <w:tcW w:w="0" w:type="auto"/>
+            <w:hideMark/>
+          </w:tcPr>
+          <w:p>
+            <w:pPr>
+              <w:spacing w:after="160" w:line="278" w:lineRule="auto"/>
+              <w:rPr>
+                <w:b/>
+                <w:bCs/>
+              </w:rPr>
+            </w:pPr>
+            <w:r>
+              <w:rPr>
+                <w:b/>
+                <w:bCs/>
+              </w:rPr>
+              <w:t>Ràng buộc</w:t>
+            </w:r>
+          </w:p>
+        </w:tc>
+        <w:tc>
+          <w:tcPr>
+            <w:tcW w:w="0" w:type="auto"/>
+            <w:hideMark/>
+          </w:tcPr>
+          <w:p>
+            <w:pPr>
+              <w:spacing w:after="160" w:line="278" w:lineRule="auto"/>
+              <w:rPr>
+                <w:b/>
+                <w:bCs/>
+              </w:rPr>
+            </w:pPr>
+            <w:r>
+              <w:rPr>
+                <w:b/>
+                <w:bCs/>
+              </w:rPr>
+              <w:t>Mô tả</w:t>
+            </w:r>
+          </w:p>
+        </w:tc>
+      </w:tr>
+      <w:tr>
+        <w:tc>
+          <w:tcPr>
+            <w:tcW w:w="0" w:type="auto"/>
+            <w:hideMark/>
+          </w:tcPr>
+          <w:p>
+            <w:pPr>
+              <w:spacing w:after="160" w:line="278" w:lineRule="auto"/>
+            </w:pPr>
+            <w:r>
+              <w:t>1</w:t>
+            </w:r>
+          </w:p>
+        </w:tc>
+        <w:tc>
+          <w:tcPr>
+            <w:tcW w:w="0" w:type="auto"/>
+            <w:hideMark/>
+          </w:tcPr>
+          <w:p>
+            <w:pPr>
+              <w:spacing w:after="160" w:line="278" w:lineRule="auto"/>
+            </w:pPr>
+            <w:r>
+              <w:t>MaNhom</w:t>
+            </w:r>
+          </w:p>
+        </w:tc>
+        <w:tc>
+          <w:tcPr>
+            <w:tcW w:w="0" w:type="auto"/>
+            <w:hideMark/>
+          </w:tcPr>
+          <w:p>
+            <w:pPr>
+              <w:spacing w:after="160" w:line="278" w:lineRule="auto"/>
+            </w:pPr>
+            <w:r>
+              <w:t>INT</w:t>
+            </w:r>
+          </w:p>
+        </w:tc>
+        <w:tc>
+          <w:tcPr>
+            <w:tcW w:w="0" w:type="auto"/>
+            <w:hideMark/>
+          </w:tcPr>
+          <w:p>
+            <w:pPr>
+              <w:spacing w:after="160" w:line="278" w:lineRule="auto"/>
+            </w:pPr>
+            <w:r>
+              <w:t>PK</w:t>
+            </w:r>
+          </w:p>
+        </w:tc>
+        <w:tc>
+          <w:tcPr>
+            <w:tcW w:w="0" w:type="auto"/>
+            <w:hideMark/>
+          </w:tcPr>
+          <w:p>
+            <w:pPr>
+              <w:spacing w:after="160" w:line="278" w:lineRule="auto"/>
+            </w:pPr>
+            <w:r>
+              <w:t>IDENTITY(1,1)</w:t>
+            </w:r>
+          </w:p>
+        </w:tc>
+        <w:tc>
+          <w:tcPr>
+            <w:tcW w:w="0" w:type="auto"/>
+            <w:hideMark/>
+          </w:tcPr>
+          <w:p>
+            <w:pPr>
+              <w:spacing w:after="160" w:line="278" w:lineRule="auto"/>
+            </w:pPr>
+            <w:r>
+              <w:t>Mã nhóm sản phẩm (tự tăng)</w:t>
+            </w:r>
+          </w:p>
+        </w:tc>
+      </w:tr>
+      <w:tr>
+        <w:tc>
+          <w:tcPr>
+            <w:tcW w:w="0" w:type="auto"/>
+            <w:hideMark/>
+          </w:tcPr>
+          <w:p>
+            <w:pPr>
+              <w:spacing w:after="160" w:line="278" w:lineRule="auto"/>
+            </w:pPr>
+            <w:r>
+              <w:t>2</w:t>
+            </w:r>
+          </w:p>
+        </w:tc>
+        <w:tc>
+          <w:tcPr>
+            <w:tcW w:w="0" w:type="auto"/>
+            <w:hideMark/>
+          </w:tcPr>
+          <w:p>
+            <w:pPr>
+              <w:spacing w:after="160" w:line="278" w:lineRule="auto"/>
+            </w:pPr>
+            <w:r>
+              <w:t>TenNhom</w:t>
+            </w:r>
+          </w:p>
+        </w:tc>
+        <w:tc>
+          <w:tcPr>
+            <w:tcW w:w="0" w:type="auto"/>
+            <w:hideMark/>
+          </w:tcPr>
+          <w:p>
+            <w:pPr>
+              <w:spacing w:after="160" w:line="278" w:lineRule="auto"/>
+            </w:pPr>
+            <w:r>
+              <w:t>NVARCHAR(100)</w:t>
+            </w:r>
+          </w:p>
+        </w:tc>
+        <w:tc>
+          <w:tcPr>
+            <w:tcW w:w="0" w:type="auto"/>
+            <w:hideMark/>
+          </w:tcPr>
+          <w:p>
+            <w:pPr>
+              <w:spacing w:after="160" w:line="278" w:lineRule="auto"/>
+            </w:pPr>
+          </w:p>
+        </w:tc>
+        <w:tc>
+          <w:tcPr>
+            <w:tcW w:w="0" w:type="auto"/>
+            <w:hideMark/>
+          </w:tcPr>
+          <w:p>
+            <w:pPr>
+              <w:spacing w:after="160" w:line="278" w:lineRule="auto"/>
+            </w:pPr>
+            <w:r>
+              <w:t>NOT NULL</w:t>
+            </w:r>
+          </w:p>
+        </w:tc>
+        <w:tc>
+          <w:tcPr>
+            <w:tcW w:w="0" w:type="auto"/>
+            <w:hideMark/>
+          </w:tcPr>
+          <w:p>
+            <w:pPr>
+              <w:spacing w:after="160" w:line="278" w:lineRule="auto"/>
+            </w:pPr>
+            <w:r>
+              <w:t>Tên nhóm sản phẩm</w:t>
+            </w:r>
+          </w:p>
+        </w:tc>
+      </w:tr>
+      <w:tr>
+        <w:tc>
+          <w:tcPr>
+            <w:tcW w:w="0" w:type="auto"/>
+            <w:hideMark/>
+          </w:tcPr>
+          <w:p>
+            <w:pPr>
+              <w:spacing w:after="160" w:line="278" w:lineRule="auto"/>
+            </w:pPr>
+            <w:r>
+              <w:t>3</w:t>
+            </w:r>
+          </w:p>
+        </w:tc>
+        <w:tc>
+          <w:tcPr>
+            <w:tcW w:w="0" w:type="auto"/>
+            <w:hideMark/>
+          </w:tcPr>
+          <w:p>
+            <w:pPr>
+              <w:spacing w:after="160" w:line="278" w:lineRule="auto"/>
+            </w:pPr>
+            <w:r>
+              <w:t>MoTa</w:t>
+            </w:r>
+          </w:p>
+        </w:tc>
+        <w:tc>
+          <w:tcPr>
+            <w:tcW w:w="0" w:type="auto"/>
+            <w:hideMark/>
+          </w:tcPr>
+          <w:p>
+            <w:pPr>
+              <w:spacing w:after="160" w:line="278" w:lineRule="auto"/>
+            </w:pPr>
+            <w:r>
+              <w:t>NVARCHAR(255)</w:t>
+            </w:r>
+          </w:p>
+        </w:tc>
+        <w:tc>
+          <w:tcPr>
+            <w:tcW w:w="0" w:type="auto"/>
+            <w:hideMark/>
+          </w:tcPr>
+          <w:p>
+            <w:pPr>
+              <w:spacing w:after="160" w:line="278" w:lineRule="auto"/>
+            </w:pPr>
+          </w:p>
+        </w:tc>
+        <w:tc>
+          <w:tcPr>
+            <w:tcW w:w="0" w:type="auto"/>
+            <w:hideMark/>
+          </w:tcPr>
+          <w:p>
+            <w:pPr>
+              <w:spacing w:after="160" w:line="278" w:lineRule="auto"/>
+            </w:pPr>
+            <w:r>
+              <w:t>NULL</w:t>
+            </w:r>
+          </w:p>
+        </w:tc>
+        <w:tc>
+          <w:tcPr>
+            <w:tcW w:w="0" w:type="auto"/>
+            <w:hideMark/>
+          </w:tcPr>
+          <w:p>
+            <w:pPr>
+              <w:spacing w:after="160" w:line="278" w:lineRule="auto"/>
+            </w:pPr>
+            <w:r>
+              <w:t>Mô tả nhóm</w:t>
+            </w:r>
+          </w:p>
+        </w:tc>
+      </w:tr>
+    </w:tbl>
+    <w:p>
+      <w:r>
+        <w:rPr>
+          <w:b/>
+          <w:bCs/>
+        </w:rPr>
+        <w:t>Bảng 3. SanPham</w:t>
+      </w:r>
+    </w:p>
+    <w:tbl>
+      <w:tblPr>
+        <w:tblStyle w:val="TableGrid"/>
+        <w:tblW w:w="0" w:type="auto"/>
+        <w:tblLook w:val="04A0" w:firstRow="1" w:lastRow="0" w:firstColumn="1" w:lastColumn="0" w:noHBand="0" w:noVBand="1"/>
+      </w:tblPr>
+      <w:tblGrid>
+        <w:gridCol w:w="618"/>
+        <w:gridCol w:w="1422"/>
+        <w:gridCol w:w="1889"/>
+        <w:gridCol w:w="747"/>
+        <w:gridCol w:w="1621"/>
+        <w:gridCol w:w="2719"/>
+      </w:tblGrid>
+      <w:tr>
+        <w:tc>
+          <w:tcPr>
+            <w:tcW w:w="0" w:type="auto"/>
+            <w:hideMark/>
+          </w:tcPr>
+          <w:p>
+            <w:pPr>
+              <w:spacing w:after="160" w:line="278" w:lineRule="auto"/>
+              <w:rPr>
+                <w:b/>
+                <w:bCs/>
+              </w:rPr>
+            </w:pPr>
+            <w:r>
+              <w:rPr>
+                <w:b/>
+                <w:bCs/>
+              </w:rPr>
+              <w:t>STT</w:t>
+            </w:r>
+          </w:p>
+        </w:tc>
+        <w:tc>
+          <w:tcPr>
+            <w:tcW w:w="0" w:type="auto"/>
+            <w:hideMark/>
+          </w:tcPr>
+          <w:p>
+            <w:pPr>
+              <w:spacing w:after="160" w:line="278" w:lineRule="auto"/>
+              <w:rPr>
+                <w:b/>
+                <w:bCs/>
+              </w:rPr>
+            </w:pPr>
+            <w:r>
+              <w:rPr>
+                <w:b/>
+                <w:bCs/>
+              </w:rPr>
+              <w:t>Tên cột</w:t>
+            </w:r>
+          </w:p>
+        </w:tc>
+        <w:tc>
+          <w:tcPr>
+            <w:tcW w:w="0" w:type="auto"/>
+            <w:hideMark/>
+          </w:tcPr>
+          <w:p>
+            <w:pPr>
+              <w:spacing w:after="160" w:line="278" w:lineRule="auto"/>
+              <w:rPr>
+                <w:b/>
+                <w:bCs/>
+              </w:rPr>
+            </w:pPr>
+            <w:r>
+              <w:rPr>
+                <w:b/>
+                <w:bCs/>
+              </w:rPr>
+              <w:t>Kiểu dữ liệu</w:t>
+            </w:r>
+          </w:p>
+        </w:tc>
+        <w:tc>
+          <w:tcPr>
+            <w:tcW w:w="0" w:type="auto"/>
+            <w:hideMark/>
+          </w:tcPr>
+          <w:p>
+            <w:pPr>
+              <w:spacing w:after="160" w:line="278" w:lineRule="auto"/>
+              <w:rPr>
+                <w:b/>
+                <w:bCs/>
+              </w:rPr>
+            </w:pPr>
+            <w:r>
+              <w:rPr>
+                <w:b/>
+                <w:bCs/>
+              </w:rPr>
+              <w:t>Khóa</w:t>
+            </w:r>
+          </w:p>
+        </w:tc>
+        <w:tc>
+          <w:tcPr>
+            <w:tcW w:w="0" w:type="auto"/>
+            <w:hideMark/>
+          </w:tcPr>
+          <w:p>
+            <w:pPr>
+              <w:spacing w:after="160" w:line="278" w:lineRule="auto"/>
+              <w:rPr>
+                <w:b/>
+                <w:bCs/>
+              </w:rPr>
+            </w:pPr>
+            <w:r>
+              <w:rPr>
+                <w:b/>
+                <w:bCs/>
+              </w:rPr>
+              <w:t>Ràng buộc</w:t>
+            </w:r>
+          </w:p>
+        </w:tc>
+        <w:tc>
+          <w:tcPr>
+            <w:tcW w:w="0" w:type="auto"/>
+            <w:hideMark/>
+          </w:tcPr>
+          <w:p>
+            <w:pPr>
+              <w:spacing w:after="160" w:line="278" w:lineRule="auto"/>
+              <w:rPr>
+                <w:b/>
+                <w:bCs/>
+              </w:rPr>
+            </w:pPr>
+            <w:r>
+              <w:rPr>
+                <w:b/>
+                <w:bCs/>
+              </w:rPr>
+              <w:t>Mô tả</w:t>
+            </w:r>
+          </w:p>
+        </w:tc>
+      </w:tr>
+      <w:tr>
+        <w:tc>
+          <w:tcPr>
+            <w:tcW w:w="0" w:type="auto"/>
+            <w:hideMark/>
+          </w:tcPr>
+          <w:p>
+            <w:pPr>
+              <w:spacing w:after="160" w:line="278" w:lineRule="auto"/>
+            </w:pPr>
+            <w:r>
+              <w:t>1</w:t>
+            </w:r>
+          </w:p>
+        </w:tc>
+        <w:tc>
+          <w:tcPr>
+            <w:tcW w:w="0" w:type="auto"/>
+            <w:hideMark/>
+          </w:tcPr>
+          <w:p>
+            <w:pPr>
+              <w:spacing w:after="160" w:line="278" w:lineRule="auto"/>
+            </w:pPr>
+            <w:r>
+              <w:t>MaSP</w:t>
+            </w:r>
+          </w:p>
+        </w:tc>
+        <w:tc>
+          <w:tcPr>
+            <w:tcW w:w="0" w:type="auto"/>
+            <w:hideMark/>
+          </w:tcPr>
+          <w:p>
+            <w:pPr>
+              <w:spacing w:after="160" w:line="278" w:lineRule="auto"/>
+            </w:pPr>
+            <w:r>
+              <w:t>INT</w:t>
+            </w:r>
+          </w:p>
+        </w:tc>
+        <w:tc>
+          <w:tcPr>
+            <w:tcW w:w="0" w:type="auto"/>
+            <w:hideMark/>
+          </w:tcPr>
+          <w:p>
+            <w:pPr>
+              <w:spacing w:after="160" w:line="278" w:lineRule="auto"/>
+            </w:pPr>
+            <w:r>
+              <w:t>PK</w:t>
+            </w:r>
+          </w:p>
+        </w:tc>
+        <w:tc>
+          <w:tcPr>
+            <w:tcW w:w="0" w:type="auto"/>
+            <w:hideMark/>
+          </w:tcPr>
+          <w:p>
+            <w:pPr>
+              <w:spacing w:after="160" w:line="278" w:lineRule="auto"/>
+            </w:pPr>
+            <w:r>
+              <w:t>IDENTITY(1,1)</w:t>
+            </w:r>
+          </w:p>
+        </w:tc>
+        <w:tc>
+          <w:tcPr>
+            <w:tcW w:w="0" w:type="auto"/>
+            <w:hideMark/>
+          </w:tcPr>
+          <w:p>
+            <w:pPr>
+              <w:spacing w:after="160" w:line="278" w:lineRule="auto"/>
+            </w:pPr>
+            <w:r>
+              <w:t>Mã sản phẩm (tự tăng)</w:t>
+            </w:r>
+          </w:p>
+        </w:tc>
+      </w:tr>
+      <w:tr>
+        <w:tc>
+          <w:tcPr>
+            <w:tcW w:w="0" w:type="auto"/>
+            <w:hideMark/>
+          </w:tcPr>
+          <w:p>
+            <w:pPr>
+              <w:spacing w:after="160" w:line="278" w:lineRule="auto"/>
+            </w:pPr>
+            <w:r>
+              <w:t>2</w:t>
+            </w:r>
+          </w:p>
+        </w:tc>
+        <w:tc>
+          <w:tcPr>
+            <w:tcW w:w="0" w:type="auto"/>
+            <w:hideMark/>
+          </w:tcPr>
+          <w:p>
+            <w:pPr>
+              <w:spacing w:after="160" w:line="278" w:lineRule="auto"/>
+            </w:pPr>
+            <w:r>
+              <w:t>TenSP</w:t>
+            </w:r>
+          </w:p>
+        </w:tc>
+        <w:tc>
+          <w:tcPr>
+            <w:tcW w:w="0" w:type="auto"/>
+            <w:hideMark/>
+          </w:tcPr>
+          <w:p>
+            <w:pPr>
+              <w:spacing w:after="160" w:line="278" w:lineRule="auto"/>
+            </w:pPr>
+            <w:r>
+              <w:t>NVARCHAR(200)</w:t>
+            </w:r>
+          </w:p>
+        </w:tc>
+        <w:tc>
+          <w:tcPr>
+            <w:tcW w:w="0" w:type="auto"/>
+            <w:hideMark/>
+          </w:tcPr>
+          <w:p>
+            <w:pPr>
+              <w:spacing w:after="160" w:line="278" w:lineRule="auto"/>
+            </w:pPr>
+          </w:p>
+        </w:tc>
+        <w:tc>
+          <w:tcPr>
+            <w:tcW w:w="0" w:type="auto"/>
+            <w:hideMark/>
+          </w:tcPr>
+          <w:p>
+            <w:pPr>
+              <w:spacing w:after="160" w:line="278" w:lineRule="auto"/>
+            </w:pPr>
+            <w:r>
+              <w:t>NOT NULL</w:t>
+            </w:r>
+          </w:p>
+        </w:tc>
+        <w:tc>
+          <w:tcPr>
+            <w:tcW w:w="0" w:type="auto"/>
+            <w:hideMark/>
+          </w:tcPr>
+          <w:p>
+            <w:pPr>
+              <w:spacing w:after="160" w:line="278" w:lineRule="auto"/>
+            </w:pPr>
+            <w:r>
+              <w:t>Tên sản phẩm</w:t>
+            </w:r>
+          </w:p>
+        </w:tc>
+      </w:tr>
+      <w:tr>
+        <w:tc>
+          <w:tcPr>
+            <w:tcW w:w="0" w:type="auto"/>
+            <w:hideMark/>
+          </w:tcPr>
+          <w:p>
+            <w:pPr>
+              <w:spacing w:after="160" w:line="278" w:lineRule="auto"/>
+            </w:pPr>
+            <w:r>
+              <w:t>3</w:t>
+            </w:r>
+          </w:p>
+        </w:tc>
+        <w:tc>
+          <w:tcPr>
+            <w:tcW w:w="0" w:type="auto"/>
+            <w:hideMark/>
+          </w:tcPr>
+          <w:p>
+            <w:pPr>
+              <w:spacing w:after="160" w:line="278" w:lineRule="auto"/>
+            </w:pPr>
+            <w:r>
+              <w:t>MaNhom</w:t>
+            </w:r>
+          </w:p>
+        </w:tc>
+        <w:tc>
+          <w:tcPr>
+            <w:tcW w:w="0" w:type="auto"/>
+            <w:hideMark/>
+          </w:tcPr>
+          <w:p>
+            <w:pPr>
+              <w:spacing w:after="160" w:line="278" w:lineRule="auto"/>
+            </w:pPr>
+            <w:r>
+              <w:t>INT</w:t>
+            </w:r>
+          </w:p>
+        </w:tc>
+        <w:tc>
+          <w:tcPr>
+            <w:tcW w:w="0" w:type="auto"/>
+            <w:hideMark/>
+          </w:tcPr>
+          <w:p>
+            <w:pPr>
+              <w:spacing w:after="160" w:line="278" w:lineRule="auto"/>
+            </w:pPr>
+            <w:r>
+              <w:t>FK</w:t>
+            </w:r>
+          </w:p>
+        </w:tc>
+        <w:tc>
+          <w:tcPr>
+            <w:tcW w:w="0" w:type="auto"/>
+            <w:hideMark/>
+          </w:tcPr>
+          <w:p>
+            <w:pPr>
+              <w:spacing w:after="160" w:line="278" w:lineRule="auto"/>
+            </w:pPr>
+            <w:r>
+              <w:t>NULL</w:t>
+            </w:r>
+          </w:p>
+        </w:tc>
+        <w:tc>
+          <w:tcPr>
+            <w:tcW w:w="0" w:type="auto"/>
+            <w:hideMark/>
+          </w:tcPr>
+          <w:p>
+            <w:pPr>
+              <w:spacing w:after="160" w:line="278" w:lineRule="auto"/>
+            </w:pPr>
+            <w:r>
+              <w:t>Mã nhóm, tham chiếu NhomSanPham(MaNhom)</w:t>
+            </w:r>
+          </w:p>
+        </w:tc>
+      </w:tr>
+      <w:tr>
+        <w:tc>
+          <w:tcPr>
+            <w:tcW w:w="0" w:type="auto"/>
+            <w:hideMark/>
+          </w:tcPr>
+          <w:p>
+            <w:pPr>
+              <w:spacing w:after="160" w:line="278" w:lineRule="auto"/>
+            </w:pPr>
+            <w:r>
+              <w:t>4</w:t>
+            </w:r>
+          </w:p>
+        </w:tc>
+        <w:tc>
+          <w:tcPr>
+            <w:tcW w:w="0" w:type="auto"/>
+            <w:hideMark/>
+          </w:tcPr>
+          <w:p>
+            <w:pPr>
+              <w:spacing w:after="160" w:line="278" w:lineRule="auto"/>
+            </w:pPr>
+            <w:r>
+              <w:t>NhaSanXuat</w:t>
+            </w:r>
+          </w:p>
+        </w:tc>
+        <w:tc>
+          <w:tcPr>
+            <w:tcW w:w="0" w:type="auto"/>
+            <w:hideMark/>
+          </w:tcPr>
+          <w:p>
+            <w:pPr>
+              <w:spacing w:after="160" w:line="278" w:lineRule="auto"/>
+            </w:pPr>
+            <w:r>
+              <w:t>NVARCHAR(100)</w:t>
+            </w:r>
+          </w:p>
+        </w:tc>
+        <w:tc>
+          <w:tcPr>
+            <w:tcW w:w="0" w:type="auto"/>
+            <w:hideMark/>
+          </w:tcPr>
+          <w:p>
+            <w:pPr>
+              <w:spacing w:after="160" w:line="278" w:lineRule="auto"/>
+            </w:pPr>
+          </w:p>
+        </w:tc>
+        <w:tc>
+          <w:tcPr>
+            <w:tcW w:w="0" w:type="auto"/>
+            <w:hideMark/>
+          </w:tcPr>
+          <w:p>
+            <w:pPr>
+              <w:spacing w:after="160" w:line="278" w:lineRule="auto"/>
+            </w:pPr>
+            <w:r>
+              <w:t>NULL</w:t>
+            </w:r>
+          </w:p>
+        </w:tc>
+        <w:tc>
+          <w:tcPr>
+            <w:tcW w:w="0" w:type="auto"/>
+            <w:hideMark/>
+          </w:tcPr>
+          <w:p>
+            <w:pPr>
+              <w:spacing w:after="160" w:line="278" w:lineRule="auto"/>
+            </w:pPr>
+            <w:r>
+              <w:t>Nhà sản xuất</w:t>
+            </w:r>
+          </w:p>
+        </w:tc>
+      </w:tr>
+      <w:tr>
+        <w:tc>
+          <w:tcPr>
+            <w:tcW w:w="0" w:type="auto"/>
+            <w:hideMark/>
+          </w:tcPr>
+          <w:p>
+            <w:pPr>
+              <w:spacing w:after="160" w:line="278" w:lineRule="auto"/>
+            </w:pPr>
+            <w:r>
+              <w:t>5</w:t>
+            </w:r>
+          </w:p>
+        </w:tc>
+        <w:tc>
+          <w:tcPr>
+            <w:tcW w:w="0" w:type="auto"/>
+            <w:hideMark/>
+          </w:tcPr>
+          <w:p>
+            <w:pPr>
+              <w:spacing w:after="160" w:line="278" w:lineRule="auto"/>
+            </w:pPr>
+            <w:r>
+              <w:t>GiaBan</w:t>
+            </w:r>
+          </w:p>
+        </w:tc>
+        <w:tc>
+          <w:tcPr>
+            <w:tcW w:w="0" w:type="auto"/>
+            <w:hideMark/>
+          </w:tcPr>
+          <w:p>
+            <w:pPr>
+              <w:spacing w:after="160" w:line="278" w:lineRule="auto"/>
+            </w:pPr>
+            <w:r>
+              <w:t>DECIMAL(18,0)</w:t>
+            </w:r>
+          </w:p>
+        </w:tc>
+        <w:tc>
+          <w:tcPr>
+            <w:tcW w:w="0" w:type="auto"/>
+            <w:hideMark/>
+          </w:tcPr>
+          <w:p>
+            <w:pPr>
+              <w:spacing w:after="160" w:line="278" w:lineRule="auto"/>
+            </w:pPr>
+          </w:p>
+        </w:tc>
+        <w:tc>
+          <w:tcPr>
+            <w:tcW w:w="0" w:type="auto"/>
+            <w:hideMark/>
+          </w:tcPr>
+          <w:p>
+            <w:pPr>
+              <w:spacing w:after="160" w:line="278" w:lineRule="auto"/>
+            </w:pPr>
+            <w:r>
+              <w:t>NULL</w:t>
+            </w:r>
+          </w:p>
+        </w:tc>
+        <w:tc>
+          <w:tcPr>
+            <w:tcW w:w="0" w:type="auto"/>
+            <w:hideMark/>
+          </w:tcPr>
+          <w:p>
+            <w:pPr>
+              <w:spacing w:after="160" w:line="278" w:lineRule="auto"/>
+            </w:pPr>
+            <w:r>
+              <w:t>Giá bán (đồng)</w:t>
+            </w:r>
+          </w:p>
+        </w:tc>
+      </w:tr>
+      <w:tr>
+        <w:tc>
+          <w:tcPr>
+            <w:tcW w:w="0" w:type="auto"/>
+            <w:hideMark/>
+          </w:tcPr>
+          <w:p>
+            <w:pPr>
+              <w:spacing w:after="160" w:line="278" w:lineRule="auto"/>
+            </w:pPr>
+            <w:r>
+              <w:lastRenderedPageBreak/>
+              <w:t>6</w:t>
+            </w:r>
+          </w:p>
+        </w:tc>
+        <w:tc>
+          <w:tcPr>
+            <w:tcW w:w="0" w:type="auto"/>
+            <w:hideMark/>
+          </w:tcPr>
+          <w:p>
+            <w:pPr>
+              <w:spacing w:after="160" w:line="278" w:lineRule="auto"/>
+            </w:pPr>
+            <w:r>
+              <w:t>SoLuong</w:t>
+            </w:r>
+          </w:p>
+        </w:tc>
+        <w:tc>
+          <w:tcPr>
+            <w:tcW w:w="0" w:type="auto"/>
+            <w:hideMark/>
+          </w:tcPr>
+          <w:p>
+            <w:pPr>
+              <w:spacing w:after="160" w:line="278" w:lineRule="auto"/>
+            </w:pPr>
+            <w:r>
+              <w:t>INT</w:t>
+            </w:r>
+          </w:p>
+        </w:tc>
+        <w:tc>
+          <w:tcPr>
+            <w:tcW w:w="0" w:type="auto"/>
+            <w:hideMark/>
+          </w:tcPr>
+          <w:p>
+            <w:pPr>
+              <w:spacing w:after="160" w:line="278" w:lineRule="auto"/>
+            </w:pPr>
+          </w:p>
+        </w:tc>
+        <w:tc>
+          <w:tcPr>
+            <w:tcW w:w="0" w:type="auto"/>
+            <w:hideMark/>
+          </w:tcPr>
+          <w:p>
+            <w:pPr>
+              <w:spacing w:after="160" w:line="278" w:lineRule="auto"/>
+            </w:pPr>
+            <w:r>
+              <w:t>NULL</w:t>
+            </w:r>
+          </w:p>
+        </w:tc>
+        <w:tc>
+          <w:tcPr>
+            <w:tcW w:w="0" w:type="auto"/>
+            <w:hideMark/>
+          </w:tcPr>
+          <w:p>
+            <w:pPr>
+              <w:spacing w:after="160" w:line="278" w:lineRule="auto"/>
+            </w:pPr>
+            <w:r>
+              <w:t>Số lượng tồn</w:t>
+            </w:r>
+          </w:p>
+        </w:tc>
+      </w:tr>
+      <w:tr>
+        <w:tc>
+          <w:tcPr>
+            <w:tcW w:w="0" w:type="auto"/>
+            <w:hideMark/>
+          </w:tcPr>
+          <w:p>
+            <w:pPr>
+              <w:spacing w:after="160" w:line="278" w:lineRule="auto"/>
+            </w:pPr>
+            <w:r>
+              <w:t>7</w:t>
+            </w:r>
+          </w:p>
+        </w:tc>
+        <w:tc>
+          <w:tcPr>
+            <w:tcW w:w="0" w:type="auto"/>
+            <w:hideMark/>
+          </w:tcPr>
+          <w:p>
+            <w:pPr>
+              <w:spacing w:after="160" w:line="278" w:lineRule="auto"/>
+            </w:pPr>
+            <w:r>
+              <w:t>TinhTrang</w:t>
+            </w:r>
+          </w:p>
+        </w:tc>
+        <w:tc>
+          <w:tcPr>
+            <w:tcW w:w="0" w:type="auto"/>
+            <w:hideMark/>
+          </w:tcPr>
+          <w:p>
+            <w:pPr>
+              <w:spacing w:after="160" w:line="278" w:lineRule="auto"/>
+            </w:pPr>
+            <w:r>
+              <w:t>NVARCHAR(50)</w:t>
+            </w:r>
+          </w:p>
+        </w:tc>
+        <w:tc>
+          <w:tcPr>
+            <w:tcW w:w="0" w:type="auto"/>
+            <w:hideMark/>
+          </w:tcPr>
+          <w:p>
+            <w:pPr>
+              <w:spacing w:after="160" w:line="278" w:lineRule="auto"/>
+            </w:pPr>
+          </w:p>
+        </w:tc>
+        <w:tc>
+          <w:tcPr>
+            <w:tcW w:w="0" w:type="auto"/>
+            <w:hideMark/>
+          </w:tcPr>
+          <w:p>
+            <w:pPr>
+              <w:spacing w:after="160" w:line="278" w:lineRule="auto"/>
+            </w:pPr>
+            <w:r>
+              <w:t>NULL</w:t>
+            </w:r>
+          </w:p>
+        </w:tc>
+        <w:tc>
+          <w:tcPr>
+            <w:tcW w:w="0" w:type="auto"/>
+            <w:hideMark/>
+          </w:tcPr>
+          <w:p>
+            <w:pPr>
+              <w:spacing w:after="160" w:line="278" w:lineRule="auto"/>
+            </w:pPr>
+            <w:r>
+              <w:t>Tình trạng (ví dụ: còn hàng)</w:t>
+            </w:r>
+          </w:p>
+        </w:tc>
+      </w:tr>
+      <w:tr>
+        <w:tc>
+          <w:tcPr>
+            <w:tcW w:w="0" w:type="auto"/>
+            <w:hideMark/>
+          </w:tcPr>
+          <w:p>
+            <w:pPr>
+              <w:spacing w:after="160" w:line="278" w:lineRule="auto"/>
+            </w:pPr>
+            <w:r>
+              <w:t>8</w:t>
+            </w:r>
+          </w:p>
+        </w:tc>
+        <w:tc>
+          <w:tcPr>
+            <w:tcW w:w="0" w:type="auto"/>
+            <w:hideMark/>
+          </w:tcPr>
+          <w:p>
+            <w:pPr>
+              <w:spacing w:after="160" w:line="278" w:lineRule="auto"/>
+            </w:pPr>
+            <w:r>
+              <w:t>MoTa</w:t>
+            </w:r>
+          </w:p>
+        </w:tc>
+        <w:tc>
+          <w:tcPr>
+            <w:tcW w:w="0" w:type="auto"/>
+            <w:hideMark/>
+          </w:tcPr>
+          <w:p>
+            <w:pPr>
+              <w:spacing w:after="160" w:line="278" w:lineRule="auto"/>
+            </w:pPr>
+            <w:r>
+              <w:t>NVARCHAR(500)</w:t>
+            </w:r>
+          </w:p>
+        </w:tc>
+        <w:tc>
+          <w:tcPr>
+            <w:tcW w:w="0" w:type="auto"/>
+            <w:hideMark/>
+          </w:tcPr>
+          <w:p>
+            <w:pPr>
+              <w:spacing w:after="160" w:line="278" w:lineRule="auto"/>
+            </w:pPr>
+          </w:p>
+        </w:tc>
+        <w:tc>
+          <w:tcPr>
+            <w:tcW w:w="0" w:type="auto"/>
+            <w:hideMark/>
+          </w:tcPr>
+          <w:p>
+            <w:pPr>
+              <w:spacing w:after="160" w:line="278" w:lineRule="auto"/>
+            </w:pPr>
+            <w:r>
+              <w:t>NULL</w:t>
+            </w:r>
+          </w:p>
+        </w:tc>
+        <w:tc>
+          <w:tcPr>
+            <w:tcW w:w="0" w:type="auto"/>
+            <w:hideMark/>
+          </w:tcPr>
+          <w:p>
+            <w:pPr>
+              <w:spacing w:after="160" w:line="278" w:lineRule="auto"/>
+            </w:pPr>
+            <w:r>
+              <w:t>Mô tả, thông số sản phẩm</w:t>
+            </w:r>
+          </w:p>
+        </w:tc>
+      </w:tr>
+      <w:tr>
+        <w:tc>
+          <w:tcPr>
+            <w:tcW w:w="0" w:type="auto"/>
+            <w:hideMark/>
+          </w:tcPr>
+          <w:p>
+            <w:pPr>
+              <w:spacing w:after="160" w:line="278" w:lineRule="auto"/>
+            </w:pPr>
+            <w:r>
+              <w:t>9</w:t>
+            </w:r>
+          </w:p>
+        </w:tc>
+        <w:tc>
+          <w:tcPr>
+            <w:tcW w:w="0" w:type="auto"/>
+            <w:hideMark/>
+          </w:tcPr>
+          <w:p>
+            <w:pPr>
+              <w:spacing w:after="160" w:line="278" w:lineRule="auto"/>
+            </w:pPr>
+            <w:r>
+              <w:t>HinhAnh</w:t>
+            </w:r>
+          </w:p>
+        </w:tc>
+        <w:tc>
+          <w:tcPr>
+            <w:tcW w:w="0" w:type="auto"/>
+            <w:hideMark/>
+          </w:tcPr>
+          <w:p>
+            <w:pPr>
+              <w:spacing w:after="160" w:line="278" w:lineRule="auto"/>
+            </w:pPr>
+            <w:r>
+              <w:t>NVARCHAR(255)</w:t>
+            </w:r>
+          </w:p>
+        </w:tc>
+        <w:tc>
+          <w:tcPr>
+            <w:tcW w:w="0" w:type="auto"/>
+            <w:hideMark/>
+          </w:tcPr>
+          <w:p>
+            <w:pPr>
+              <w:spacing w:after="160" w:line="278" w:lineRule="auto"/>
+            </w:pPr>
+          </w:p>
+        </w:tc>
+        <w:tc>
+          <w:tcPr>
+            <w:tcW w:w="0" w:type="auto"/>
+            <w:hideMark/>
+          </w:tcPr>
+          <w:p>
+            <w:pPr>
+              <w:spacing w:after="160" w:line="278" w:lineRule="auto"/>
+            </w:pPr>
+            <w:r>
+              <w:t>NULL</w:t>
+            </w:r>
+          </w:p>
+        </w:tc>
+        <w:tc>
+          <w:tcPr>
+            <w:tcW w:w="0" w:type="auto"/>
+            <w:hideMark/>
+          </w:tcPr>
+          <w:p>
+            <w:pPr>
+              <w:spacing w:after="160" w:line="278" w:lineRule="auto"/>
+            </w:pPr>
+            <w:r>
+              <w:t>Đường dẫn hình ảnh</w:t>
+            </w:r>
+          </w:p>
+        </w:tc>
+      </w:tr>
+    </w:tbl>
+    <w:p>
+      <w:r>
+        <w:rPr>
+          <w:b/>
+          <w:bCs/>
+        </w:rPr>
+        <w:t>Bảng 4. KhachHang</w:t>
+      </w:r>
+    </w:p>
+    <w:tbl>
+      <w:tblPr>
+        <w:tblStyle w:val="TableGrid"/>
+        <w:tblW w:w="0" w:type="auto"/>
+        <w:tblLook w:val="04A0" w:firstRow="1" w:lastRow="0" w:firstColumn="1" w:lastColumn="0" w:noHBand="0" w:noVBand="1"/>
+      </w:tblPr>
+      <w:tblGrid>
+        <w:gridCol w:w="670"/>
+        <w:gridCol w:w="1751"/>
+        <w:gridCol w:w="2106"/>
+        <w:gridCol w:w="816"/>
+        <w:gridCol w:w="1965"/>
+        <w:gridCol w:w="1708"/>
+      </w:tblGrid>
+      <w:tr>
+        <w:tc>
+          <w:tcPr>
+            <w:tcW w:w="0" w:type="auto"/>
+            <w:hideMark/>
+          </w:tcPr>
+          <w:p>
+            <w:pPr>
+              <w:spacing w:after="160" w:line="278" w:lineRule="auto"/>
+              <w:rPr>
+                <w:b/>
+                <w:bCs/>
+              </w:rPr>
+            </w:pPr>
+            <w:r>
+              <w:rPr>
+                <w:b/>
+                <w:bCs/>
+              </w:rPr>
+              <w:t>STT</w:t>
+            </w:r>
+          </w:p>
+        </w:tc>
+        <w:tc>
+          <w:tcPr>
+            <w:tcW w:w="0" w:type="auto"/>
+            <w:hideMark/>
+          </w:tcPr>
+          <w:p>
+            <w:pPr>
+              <w:spacing w:after="160" w:line="278" w:lineRule="auto"/>
+              <w:rPr>
+                <w:b/>
+                <w:bCs/>
+              </w:rPr>
+            </w:pPr>
+            <w:r>
+              <w:rPr>
+                <w:b/>
+                <w:bCs/>
+              </w:rPr>
+              <w:t>Tên cột</w:t>
+            </w:r>
+          </w:p>
+        </w:tc>
+        <w:tc>
+          <w:tcPr>
+            <w:tcW w:w="0" w:type="auto"/>
+            <w:hideMark/>
+          </w:tcPr>
+          <w:p>
+            <w:pPr>
+              <w:spacing w:after="160" w:line="278" w:lineRule="auto"/>
+              <w:rPr>
+                <w:b/>
+                <w:bCs/>
+              </w:rPr>
+            </w:pPr>
+            <w:r>
+              <w:rPr>
+                <w:b/>
+                <w:bCs/>
+              </w:rPr>
+              <w:t>Kiểu dữ liệu</w:t>
+            </w:r>
+          </w:p>
+        </w:tc>
+        <w:tc>
+          <w:tcPr>
+            <w:tcW w:w="0" w:type="auto"/>
+            <w:hideMark/>
+          </w:tcPr>
+          <w:p>
+            <w:pPr>
+              <w:spacing w:after="160" w:line="278" w:lineRule="auto"/>
+              <w:rPr>
+                <w:b/>
+                <w:bCs/>
+              </w:rPr>
+            </w:pPr>
+            <w:r>
+              <w:rPr>
+                <w:b/>
+                <w:bCs/>
+              </w:rPr>
+              <w:t>Khóa</w:t>
+            </w:r>
+          </w:p>
+        </w:tc>
+        <w:tc>
+          <w:tcPr>
+            <w:tcW w:w="0" w:type="auto"/>
+            <w:hideMark/>
+          </w:tcPr>
+          <w:p>
+            <w:pPr>
+              <w:spacing w:after="160" w:line="278" w:lineRule="auto"/>
+              <w:rPr>
+                <w:b/>
+                <w:bCs/>
+              </w:rPr>
+            </w:pPr>
+            <w:r>
+              <w:rPr>
+                <w:b/>
+                <w:bCs/>
+              </w:rPr>
+              <w:t>Ràng buộc</w:t>
+            </w:r>
+          </w:p>
+        </w:tc>
+        <w:tc>
+          <w:tcPr>
+            <w:tcW w:w="0" w:type="auto"/>
+            <w:hideMark/>
+          </w:tcPr>
+          <w:p>
+            <w:pPr>
+              <w:spacing w:after="160" w:line="278" w:lineRule="auto"/>
+              <w:rPr>
+                <w:b/>
+                <w:bCs/>
+              </w:rPr>
+            </w:pPr>
+            <w:r>
+              <w:rPr>
+                <w:b/>
+                <w:bCs/>
+              </w:rPr>
+              <w:t>Mô tả</w:t>
+            </w:r>
+          </w:p>
+        </w:tc>
+      </w:tr>
+      <w:tr>
+        <w:tc>
+          <w:tcPr>
+            <w:tcW w:w="0" w:type="auto"/>
+            <w:hideMark/>
+          </w:tcPr>
+          <w:p>
+            <w:pPr>
+              <w:spacing w:after="160" w:line="278" w:lineRule="auto"/>
+            </w:pPr>
+            <w:r>
+              <w:t>1</w:t>
+            </w:r>
+          </w:p>
+        </w:tc>
+        <w:tc>
+          <w:tcPr>
+            <w:tcW w:w="0" w:type="auto"/>
+            <w:hideMark/>
+          </w:tcPr>
+          <w:p>
+            <w:pPr>
+              <w:spacing w:after="160" w:line="278" w:lineRule="auto"/>
+            </w:pPr>
+            <w:r>
+              <w:t>MaKH</w:t>
+            </w:r>
+          </w:p>
+        </w:tc>
+        <w:tc>
+          <w:tcPr>
+            <w:tcW w:w="0" w:type="auto"/>
+            <w:hideMark/>
+          </w:tcPr>
+          <w:p>
+            <w:pPr>
+              <w:spacing w:after="160" w:line="278" w:lineRule="auto"/>
+            </w:pPr>
+            <w:r>
+              <w:t>INT</w:t>
+            </w:r>
+          </w:p>
+        </w:tc>
+        <w:tc>
+          <w:tcPr>
+            <w:tcW w:w="0" w:type="auto"/>
+            <w:hideMark/>
+          </w:tcPr>
+          <w:p>
+            <w:pPr>
+              <w:spacing w:after="160" w:line="278" w:lineRule="auto"/>
+            </w:pPr>
+            <w:r>
+              <w:t>PK</w:t>
+            </w:r>
+          </w:p>
+        </w:tc>
+        <w:tc>
+          <w:tcPr>
+            <w:tcW w:w="0" w:type="auto"/>
+            <w:hideMark/>
+          </w:tcPr>
+          <w:p>
+            <w:pPr>
+              <w:spacing w:after="160" w:line="278" w:lineRule="auto"/>
+            </w:pPr>
+            <w:r>
+              <w:t>IDENTITY(1,1)</w:t>
+            </w:r>
+          </w:p>
+        </w:tc>
+        <w:tc>
+          <w:tcPr>
+            <w:tcW w:w="0" w:type="auto"/>
+            <w:hideMark/>
+          </w:tcPr>
+          <w:p>
+            <w:pPr>
+              <w:spacing w:after="160" w:line="278" w:lineRule="auto"/>
+            </w:pPr>
+            <w:r>
+              <w:t>Mã khách hàng (tự tăng)</w:t>
+            </w:r>
+          </w:p>
+        </w:tc>
+      </w:tr>
+      <w:tr>
+        <w:tc>
+          <w:tcPr>
+            <w:tcW w:w="0" w:type="auto"/>
+            <w:hideMark/>
+          </w:tcPr>
+          <w:p>
+            <w:pPr>
+              <w:spacing w:after="160" w:line="278" w:lineRule="auto"/>
+            </w:pPr>
+            <w:r>
+              <w:t>2</w:t>
+            </w:r>
+          </w:p>
+        </w:tc>
+        <w:tc>
+          <w:tcPr>
+            <w:tcW w:w="0" w:type="auto"/>
+            <w:hideMark/>
+          </w:tcPr>
+          <w:p>
+            <w:pPr>
+              <w:spacing w:after="160" w:line="278" w:lineRule="auto"/>
+            </w:pPr>
+            <w:r>
+              <w:t>HoTen</w:t>
+            </w:r>
+          </w:p>
+        </w:tc>
+        <w:tc>
+          <w:tcPr>
+            <w:tcW w:w="0" w:type="auto"/>
+            <w:hideMark/>
+          </w:tcPr>
+          <w:p>
+            <w:pPr>
+              <w:spacing w:after="160" w:line="278" w:lineRule="auto"/>
+            </w:pPr>
+            <w:r>
+              <w:t>NVARCHAR(100)</w:t>
+            </w:r>
+          </w:p>
+        </w:tc>
+        <w:tc>
+          <w:tcPr>
+            <w:tcW w:w="0" w:type="auto"/>
+            <w:hideMark/>
+          </w:tcPr>
+          <w:p>
+            <w:pPr>
+              <w:spacing w:after="160" w:line="278" w:lineRule="auto"/>
+            </w:pPr>
+          </w:p>
+        </w:tc>
+        <w:tc>
+          <w:tcPr>
+            <w:tcW w:w="0" w:type="auto"/>
+            <w:hideMark/>
+          </w:tcPr>
+          <w:p>
+            <w:pPr>
+              <w:spacing w:after="160" w:line="278" w:lineRule="auto"/>
+            </w:pPr>
+            <w:r>
+              <w:t>NOT NULL</w:t>
+            </w:r>
+          </w:p>
+        </w:tc>
+        <w:tc>
+          <w:tcPr>
+            <w:tcW w:w="0" w:type="auto"/>
+            <w:hideMark/>
+          </w:tcPr>
+          <w:p>
+            <w:pPr>
+              <w:spacing w:after="160" w:line="278" w:lineRule="auto"/>
+            </w:pPr>
+            <w:r>
+              <w:t>Họ tên khách hàng</w:t>
+            </w:r>
+          </w:p>
+        </w:tc>
+      </w:tr>
+      <w:tr>
+        <w:tc>
+          <w:tcPr>
+            <w:tcW w:w="0" w:type="auto"/>
+            <w:hideMark/>
+          </w:tcPr>
+          <w:p>
+            <w:pPr>
+              <w:spacing w:after="160" w:line="278" w:lineRule="auto"/>
+            </w:pPr>
+            <w:r>
+              <w:t>3</w:t>
+            </w:r>
+          </w:p>
+        </w:tc>
+        <w:tc>
+          <w:tcPr>
+            <w:tcW w:w="0" w:type="auto"/>
+            <w:hideMark/>
+          </w:tcPr>
+          <w:p>
+            <w:pPr>
+              <w:spacing w:after="160" w:line="278" w:lineRule="auto"/>
+            </w:pPr>
+            <w:r>
+              <w:t>DienThoai</w:t>
+            </w:r>
+          </w:p>
+        </w:tc>
+        <w:tc>
+          <w:tcPr>
+            <w:tcW w:w="0" w:type="auto"/>
+            <w:hideMark/>
+          </w:tcPr>
+          <w:p>
+            <w:pPr>
+              <w:spacing w:after="160" w:line="278" w:lineRule="auto"/>
+            </w:pPr>
+            <w:r>
+              <w:t>NVARCHAR(20)</w:t>
+            </w:r>
+          </w:p>
+        </w:tc>
+        <w:tc>
+          <w:tcPr>
+            <w:tcW w:w="0" w:type="auto"/>
+            <w:hideMark/>
+          </w:tcPr>
+          <w:p>
+            <w:pPr>
+              <w:spacing w:after="160" w:line="278" w:lineRule="auto"/>
+            </w:pPr>
+          </w:p>
+        </w:tc>
+        <w:tc>
+          <w:tcPr>
+            <w:tcW w:w="0" w:type="auto"/>
+            <w:hideMark/>
+          </w:tcPr>
+          <w:p>
+            <w:pPr>
+              <w:spacing w:after="160" w:line="278" w:lineRule="auto"/>
+            </w:pPr>
+            <w:r>
+              <w:t>NULL</w:t>
+            </w:r>
+          </w:p>
+        </w:tc>
+        <w:tc>
+          <w:tcPr>
+            <w:tcW w:w="0" w:type="auto"/>
+            <w:hideMark/>
+          </w:tcPr>
+          <w:p>
+            <w:pPr>
+              <w:spacing w:after="160" w:line="278" w:lineRule="auto"/>
+            </w:pPr>
+            <w:r>
+              <w:t>Số điện thoại</w:t>
+            </w:r>
+          </w:p>
+        </w:tc>
+      </w:tr>
+      <w:tr>
+        <w:tc>
+          <w:tcPr>
+            <w:tcW w:w="0" w:type="auto"/>
+            <w:hideMark/>
+          </w:tcPr>
+          <w:p>
+            <w:pPr>
+              <w:spacing w:after="160" w:line="278" w:lineRule="auto"/>
+            </w:pPr>
+            <w:r>
+              <w:t>4</w:t>
+            </w:r>
+          </w:p>
+        </w:tc>
+        <w:tc>
+          <w:tcPr>
+            <w:tcW w:w="0" w:type="auto"/>
+            <w:hideMark/>
+          </w:tcPr>
+          <w:p>
+            <w:pPr>
+              <w:spacing w:after="160" w:line="278" w:lineRule="auto"/>
+            </w:pPr>
+            <w:r>
+              <w:t>Email</w:t>
+            </w:r>
+          </w:p>
+        </w:tc>
+        <w:tc>
+          <w:tcPr>
+            <w:tcW w:w="0" w:type="auto"/>
+            <w:hideMark/>
+          </w:tcPr>
+          <w:p>
+            <w:pPr>
+              <w:spacing w:after="160" w:line="278" w:lineRule="auto"/>
+            </w:pPr>
+            <w:r>
+              <w:t>NVARCHAR(100)</w:t>
+            </w:r>
+          </w:p>
+        </w:tc>
+        <w:tc>
+          <w:tcPr>
+            <w:tcW w:w="0" w:type="auto"/>
+            <w:hideMark/>
+          </w:tcPr>
+          <w:p>
+            <w:pPr>
+              <w:spacing w:after="160" w:line="278" w:lineRule="auto"/>
+            </w:pPr>
+          </w:p>
+        </w:tc>
+        <w:tc>
+          <w:tcPr>
+            <w:tcW w:w="0" w:type="auto"/>
+            <w:hideMark/>
+          </w:tcPr>
+          <w:p>
+            <w:pPr>
+              <w:spacing w:after="160" w:line="278" w:lineRule="auto"/>
+            </w:pPr>
+            <w:r>
+              <w:t>NULL</w:t>
+            </w:r>
+          </w:p>
+        </w:tc>
+        <w:tc>
+          <w:tcPr>
+            <w:tcW w:w="0" w:type="auto"/>
+            <w:hideMark/>
+          </w:tcPr>
+          <w:p>
+            <w:pPr>
+              <w:spacing w:after="160" w:line="278" w:lineRule="auto"/>
+            </w:pPr>
+            <w:r>
+              <w:t>Địa chỉ email (dùng gửi xác nhận đơn)</w:t>
+            </w:r>
+          </w:p>
+        </w:tc>
+      </w:tr>
+      <w:tr>
+        <w:tc>
+          <w:tcPr>
+            <w:tcW w:w="0" w:type="auto"/>
+            <w:hideMark/>
+          </w:tcPr>
+          <w:p>
+            <w:pPr>
+              <w:spacing w:after="160" w:line="278" w:lineRule="auto"/>
+            </w:pPr>
+            <w:r>
+              <w:t>5</w:t>
+            </w:r>
+          </w:p>
+        </w:tc>
+        <w:tc>
+          <w:tcPr>
+            <w:tcW w:w="0" w:type="auto"/>
+            <w:hideMark/>
+          </w:tcPr>
+          <w:p>
+            <w:pPr>
+              <w:spacing w:after="160" w:line="278" w:lineRule="auto"/>
+            </w:pPr>
+            <w:r>
+              <w:t>DiaChi</w:t>
+            </w:r>
+          </w:p>
+        </w:tc>
+        <w:tc>
+          <w:tcPr>
+            <w:tcW w:w="0" w:type="auto"/>
+            <w:hideMark/>
+          </w:tcPr>
+          <w:p>
+            <w:pPr>
+              <w:spacing w:after="160" w:line="278" w:lineRule="auto"/>
+            </w:pPr>
+            <w:r>
+              <w:t>NVARCHAR(255)</w:t>
+            </w:r>
+          </w:p>
+        </w:tc>
+        <w:tc>
+          <w:tcPr>
+            <w:tcW w:w="0" w:type="auto"/>
+            <w:hideMark/>
+          </w:tcPr>
+          <w:p>
+            <w:pPr>
+              <w:spacing w:after="160" w:line="278" w:lineRule="auto"/>
+            </w:pPr>
+          </w:p>
+        </w:tc>
+        <w:tc>
+          <w:tcPr>
+            <w:tcW w:w="0" w:type="auto"/>
+            <w:hideMark/>
+          </w:tcPr>
+          <w:p>
+            <w:pPr>
+              <w:spacing w:after="160" w:line="278" w:lineRule="auto"/>
+            </w:pPr>
+            <w:r>
+              <w:t>NULL</w:t>
+            </w:r>
+          </w:p>
+        </w:tc>
+        <w:tc>
+          <w:tcPr>
+            <w:tcW w:w="0" w:type="auto"/>
+            <w:hideMark/>
+          </w:tcPr>
+          <w:p>
+            <w:pPr>
+              <w:spacing w:after="160" w:line="278" w:lineRule="auto"/>
+            </w:pPr>
+            <w:r>
+              <w:t>Địa chỉ</w:t>
+            </w:r>
+          </w:p>
+        </w:tc>
+      </w:tr>
+      <w:tr>
+        <w:tc>
+          <w:tcPr>
+            <w:tcW w:w="0" w:type="auto"/>
+            <w:hideMark/>
+          </w:tcPr>
+          <w:p>
+            <w:pPr>
+              <w:spacing w:after="160" w:line="278" w:lineRule="auto"/>
+            </w:pPr>
+            <w:r>
+              <w:t>6</w:t>
+            </w:r>
+          </w:p>
+        </w:tc>
+        <w:tc>
+          <w:tcPr>
+            <w:tcW w:w="0" w:type="auto"/>
+            <w:hideMark/>
+          </w:tcPr>
+          <w:p>
+            <w:pPr>
+              <w:spacing w:after="160" w:line="278" w:lineRule="auto"/>
+            </w:pPr>
+            <w:r>
+              <w:t>TenDangNhap</w:t>
+            </w:r>
+          </w:p>
+        </w:tc>
+        <w:tc>
+          <w:tcPr>
+            <w:tcW w:w="0" w:type="auto"/>
+            <w:hideMark/>
+          </w:tcPr>
+          <w:p>
+            <w:pPr>
+              <w:spacing w:after="160" w:line="278" w:lineRule="auto"/>
+            </w:pPr>
+            <w:r>
+              <w:t>NVARCHAR(50)</w:t>
+            </w:r>
+          </w:p>
+        </w:tc>
+        <w:tc>
+          <w:tcPr>
+            <w:tcW w:w="0" w:type="auto"/>
+            <w:hideMark/>
+          </w:tcPr>
+          <w:p>
+            <w:pPr>
+              <w:spacing w:after="160" w:line="278" w:lineRule="auto"/>
+            </w:pPr>
+          </w:p>
+        </w:tc>
+        <w:tc>
+          <w:tcPr>
+            <w:tcW w:w="0" w:type="auto"/>
+            <w:hideMark/>
+          </w:tcPr>
+          <w:p>
+            <w:pPr>
+              <w:spacing w:after="160" w:line="278" w:lineRule="auto"/>
+            </w:pPr>
+            <w:r>
+              <w:t>UNIQUE, NOT NULL</w:t>
+            </w:r>
+          </w:p>
+        </w:tc>
+        <w:tc>
+          <w:tcPr>
+            <w:tcW w:w="0" w:type="auto"/>
+            <w:hideMark/>
+          </w:tcPr>
+          <w:p>
+            <w:pPr>
+              <w:spacing w:after="160" w:line="278" w:lineRule="auto"/>
+            </w:pPr>
+            <w:r>
+              <w:t>Tên đăng nhập, không trùng</w:t>
+            </w:r>
+          </w:p>
+        </w:tc>
+      </w:tr>
+      <w:tr>
+        <w:tc>
+          <w:tcPr>
+            <w:tcW w:w="0" w:type="auto"/>
+            <w:hideMark/>
+          </w:tcPr>
+          <w:p>
+            <w:pPr>
+              <w:spacing w:after="160" w:line="278" w:lineRule="auto"/>
+            </w:pPr>
+            <w:r>
+              <w:t>7</w:t>
+            </w:r>
+          </w:p>
+        </w:tc>
+        <w:tc>
+          <w:tcPr>
+            <w:tcW w:w="0" w:type="auto"/>
+            <w:hideMark/>
+          </w:tcPr>
+          <w:p>
+            <w:pPr>
+              <w:spacing w:after="160" w:line="278" w:lineRule="auto"/>
+            </w:pPr>
+            <w:r>
+              <w:t>MatKhau</w:t>
+            </w:r>
+          </w:p>
+        </w:tc>
+        <w:tc>
+          <w:tcPr>
+            <w:tcW w:w="0" w:type="auto"/>
+            <w:hideMark/>
+          </w:tcPr>
+          <w:p>
+            <w:pPr>
+              <w:spacing w:after="160" w:line="278" w:lineRule="auto"/>
+            </w:pPr>
+            <w:r>
+              <w:t>NVARCHAR(100)</w:t>
+            </w:r>
+          </w:p>
+        </w:tc>
+        <w:tc>
+          <w:tcPr>
+            <w:tcW w:w="0" w:type="auto"/>
+            <w:hideMark/>
+          </w:tcPr>
+          <w:p>
+            <w:pPr>
+              <w:spacing w:after="160" w:line="278" w:lineRule="auto"/>
+            </w:pPr>
+          </w:p>
+        </w:tc>
+        <w:tc>
+          <w:tcPr>
+            <w:tcW w:w="0" w:type="auto"/>
+            <w:hideMark/>
+          </w:tcPr>
+          <w:p>
+            <w:pPr>
+              <w:spacing w:after="160" w:line="278" w:lineRule="auto"/>
+            </w:pPr>
+            <w:r>
+              <w:t>NOT NULL</w:t>
+            </w:r>
+          </w:p>
+        </w:tc>
+        <w:tc>
+          <w:tcPr>
+            <w:tcW w:w="0" w:type="auto"/>
+            <w:hideMark/>
+          </w:tcPr>
+          <w:p>
+            <w:pPr>
+              <w:spacing w:after="160" w:line="278" w:lineRule="auto"/>
+            </w:pPr>
+            <w:r>
+              <w:t>Mật khẩu đăng nhập</w:t>
+            </w:r>
+          </w:p>
+        </w:tc>
+      </w:tr>
+    </w:tbl>
+    <w:p>
+      <w:r>
+        <w:rPr>
+          <w:b/>
+          <w:bCs/>
+        </w:rPr>
+        <w:t>Bảng 5. KhuVuc</w:t>
+      </w:r>
+    </w:p>
+    <w:tbl>
+      <w:tblPr>
+        <w:tblStyle w:val="TableGrid"/>
+        <w:tblW w:w="0" w:type="auto"/>
+        <w:tblLook w:val="04A0" w:firstRow="1" w:lastRow="0" w:firstColumn="1" w:lastColumn="0" w:noHBand="0" w:noVBand="1"/>
+      </w:tblPr>
+      <w:tblGrid>
+        <w:gridCol w:w="654"/>
+        <w:gridCol w:w="2730"/>
+        <w:gridCol w:w="2039"/>
+        <w:gridCol w:w="795"/>
+        <w:gridCol w:w="1747"/>
+        <w:gridCol w:w="1051"/>
+      </w:tblGrid>
+      <w:tr>
+        <w:tc>
+          <w:tcPr>
+            <w:tcW w:w="0" w:type="auto"/>
+            <w:hideMark/>
+          </w:tcPr>
+          <w:p>
+            <w:pPr>
+              <w:spacing w:after="160" w:line="278" w:lineRule="auto"/>
+              <w:rPr>
+                <w:b/>
+                <w:bCs/>
+              </w:rPr>
+            </w:pPr>
+            <w:r>
+              <w:rPr>
+                <w:b/>
+                <w:bCs/>
+              </w:rPr>
+              <w:t>STT</w:t>
+            </w:r>
+          </w:p>
+        </w:tc>
+        <w:tc>
+          <w:tcPr>
+            <w:tcW w:w="0" w:type="auto"/>
+            <w:hideMark/>
+          </w:tcPr>
+          <w:p>
+            <w:pPr>
+              <w:spacing w:after="160" w:line="278" w:lineRule="auto"/>
+              <w:rPr>
+                <w:b/>
+                <w:bCs/>
+              </w:rPr>
+            </w:pPr>
+            <w:r>
+              <w:rPr>
+                <w:b/>
+                <w:bCs/>
+              </w:rPr>
+              <w:t>Tên cột</w:t>
+            </w:r>
+          </w:p>
+        </w:tc>
+        <w:tc>
+          <w:tcPr>
+            <w:tcW w:w="0" w:type="auto"/>
+            <w:hideMark/>
+          </w:tcPr>
+          <w:p>
+            <w:pPr>
+              <w:spacing w:after="160" w:line="278" w:lineRule="auto"/>
+              <w:rPr>
+                <w:b/>
+                <w:bCs/>
+              </w:rPr>
+            </w:pPr>
+            <w:r>
+              <w:rPr>
+                <w:b/>
+                <w:bCs/>
+              </w:rPr>
+              <w:t>Kiểu dữ liệu</w:t>
+            </w:r>
+          </w:p>
+        </w:tc>
+        <w:tc>
+          <w:tcPr>
+            <w:tcW w:w="0" w:type="auto"/>
+            <w:hideMark/>
+          </w:tcPr>
+          <w:p>
+            <w:pPr>
+              <w:spacing w:after="160" w:line="278" w:lineRule="auto"/>
+              <w:rPr>
+                <w:b/>
+                <w:bCs/>
+              </w:rPr>
+            </w:pPr>
+            <w:r>
+              <w:rPr>
+                <w:b/>
+                <w:bCs/>
+              </w:rPr>
+              <w:t>Khóa</w:t>
+            </w:r>
+          </w:p>
+        </w:tc>
+        <w:tc>
+          <w:tcPr>
+            <w:tcW w:w="0" w:type="auto"/>
+            <w:hideMark/>
+          </w:tcPr>
+          <w:p>
+            <w:pPr>
+              <w:spacing w:after="160" w:line="278" w:lineRule="auto"/>
+              <w:rPr>
+                <w:b/>
+                <w:bCs/>
+              </w:rPr>
+            </w:pPr>
+            <w:r>
+              <w:rPr>
+                <w:b/>
+                <w:bCs/>
+              </w:rPr>
+              <w:t>Ràng buộc</w:t>
+            </w:r>
+          </w:p>
+        </w:tc>
+        <w:tc>
+          <w:tcPr>
+            <w:tcW w:w="0" w:type="auto"/>
+            <w:hideMark/>
+          </w:tcPr>
+          <w:p>
+            <w:pPr>
+              <w:spacing w:after="160" w:line="278" w:lineRule="auto"/>
+              <w:rPr>
+                <w:b/>
+                <w:bCs/>
+              </w:rPr>
+            </w:pPr>
+            <w:r>
+              <w:rPr>
+                <w:b/>
+                <w:bCs/>
+              </w:rPr>
+              <w:t>Mô tả</w:t>
+            </w:r>
+          </w:p>
+        </w:tc>
+      </w:tr>
+      <w:tr>
+        <w:tc>
+          <w:tcPr>
+            <w:tcW w:w="0" w:type="auto"/>
+            <w:hideMark/>
+          </w:tcPr>
+          <w:p>
+            <w:pPr>
+              <w:spacing w:after="160" w:line="278" w:lineRule="auto"/>
+            </w:pPr>
+            <w:r>
+              <w:t>1</w:t>
+            </w:r>
+          </w:p>
+        </w:tc>
+        <w:tc>
+          <w:tcPr>
+            <w:tcW w:w="0" w:type="auto"/>
+            <w:hideMark/>
+          </w:tcPr>
+          <w:p>
+            <w:pPr>
+              <w:spacing w:after="160" w:line="278" w:lineRule="auto"/>
+            </w:pPr>
+            <w:r>
+              <w:t>MaKhuVuc</w:t>
+            </w:r>
+          </w:p>
+        </w:tc>
+        <w:tc>
+          <w:tcPr>
+            <w:tcW w:w="0" w:type="auto"/>
+            <w:hideMark/>
+          </w:tcPr>
+          <w:p>
+            <w:pPr>
+              <w:spacing w:after="160" w:line="278" w:lineRule="auto"/>
+            </w:pPr>
+            <w:r>
+              <w:t>INT</w:t>
+            </w:r>
+          </w:p>
+        </w:tc>
+        <w:tc>
+          <w:tcPr>
+            <w:tcW w:w="0" w:type="auto"/>
+            <w:hideMark/>
+          </w:tcPr>
+          <w:p>
+            <w:pPr>
+              <w:spacing w:after="160" w:line="278" w:lineRule="auto"/>
+            </w:pPr>
+            <w:r>
+              <w:t>PK</w:t>
+            </w:r>
+          </w:p>
+        </w:tc>
+        <w:tc>
+          <w:tcPr>
+            <w:tcW w:w="0" w:type="auto"/>
+            <w:hideMark/>
+          </w:tcPr>
+          <w:p>
+            <w:pPr>
+              <w:spacing w:after="160" w:line="278" w:lineRule="auto"/>
+            </w:pPr>
+            <w:r>
+              <w:t>IDENTITY(1,1)</w:t>
+            </w:r>
+          </w:p>
+        </w:tc>
+        <w:tc>
+          <w:tcPr>
+            <w:tcW w:w="0" w:type="auto"/>
+            <w:hideMark/>
+          </w:tcPr>
+          <w:p>
+            <w:pPr>
+              <w:spacing w:after="160" w:line="278" w:lineRule="auto"/>
+            </w:pPr>
+            <w:r>
+              <w:t>Mã khu vực (tự tăng)</w:t>
+            </w:r>
+          </w:p>
+        </w:tc>
+      </w:tr>
+      <w:tr>
+        <w:tc>
+          <w:tcPr>
+            <w:tcW w:w="0" w:type="auto"/>
+            <w:hideMark/>
+          </w:tcPr>
+          <w:p>
+            <w:pPr>
+              <w:spacing w:after="160" w:line="278" w:lineRule="auto"/>
+            </w:pPr>
+            <w:r>
+              <w:t>2</w:t>
+            </w:r>
+          </w:p>
+        </w:tc>
+        <w:tc>
+          <w:tcPr>
+            <w:tcW w:w="0" w:type="auto"/>
+            <w:hideMark/>
+          </w:tcPr>
+          <w:p>
+            <w:pPr>
+              <w:spacing w:after="160" w:line="278" w:lineRule="auto"/>
+            </w:pPr>
+            <w:r>
+              <w:t>TenKhuVuc</w:t>
+            </w:r>
+          </w:p>
+        </w:tc>
+        <w:tc>
+          <w:tcPr>
+            <w:tcW w:w="0" w:type="auto"/>
+            <w:hideMark/>
+          </w:tcPr>
+          <w:p>
+            <w:pPr>
+              <w:spacing w:after="160" w:line="278" w:lineRule="auto"/>
+            </w:pPr>
+            <w:r>
+              <w:t>NVARCHAR(100)</w:t>
+            </w:r>
+          </w:p>
+        </w:tc>
+        <w:tc>
+          <w:tcPr>
+            <w:tcW w:w="0" w:type="auto"/>
+            <w:hideMark/>
+          </w:tcPr>
+          <w:p>
+            <w:pPr>
+              <w:spacing w:after="160" w:line="278" w:lineRule="auto"/>
+            </w:pPr>
+          </w:p>
+        </w:tc>
+        <w:tc>
+          <w:tcPr>
+            <w:tcW w:w="0" w:type="auto"/>
+            <w:hideMark/>
+          </w:tcPr>
+          <w:p>
+            <w:pPr>
+              <w:spacing w:after="160" w:line="278" w:lineRule="auto"/>
+            </w:pPr>
+            <w:r>
+              <w:t>NOT NULL</w:t>
+            </w:r>
+          </w:p>
+        </w:tc>
+        <w:tc>
+          <w:tcPr>
+            <w:tcW w:w="0" w:type="auto"/>
+            <w:hideMark/>
+          </w:tcPr>
+          <w:p>
+            <w:pPr>
+              <w:spacing w:after="160" w:line="278" w:lineRule="auto"/>
+            </w:pPr>
+            <w:r>
+              <w:t xml:space="preserve">Tên khu vực </w:t>
+            </w:r>
+            <w:r>
+              <w:lastRenderedPageBreak/>
+              <w:t>giao hàng</w:t>
+            </w:r>
+          </w:p>
+        </w:tc>
+      </w:tr>
+      <w:tr>
+        <w:tc>
+          <w:tcPr>
+            <w:tcW w:w="0" w:type="auto"/>
+            <w:hideMark/>
+          </w:tcPr>
+          <w:p>
+            <w:pPr>
+              <w:spacing w:after="160" w:line="278" w:lineRule="auto"/>
+            </w:pPr>
+            <w:r>
+              <w:lastRenderedPageBreak/>
+              <w:t>3</w:t>
+            </w:r>
+          </w:p>
+        </w:tc>
+        <w:tc>
+          <w:tcPr>
+            <w:tcW w:w="0" w:type="auto"/>
+            <w:hideMark/>
+          </w:tcPr>
+          <w:p>
+            <w:pPr>
+              <w:spacing w:after="160" w:line="278" w:lineRule="auto"/>
+            </w:pPr>
+            <w:r>
+              <w:t>PhiGiaoHangThuong</w:t>
+            </w:r>
+          </w:p>
+        </w:tc>
+        <w:tc>
+          <w:tcPr>
+            <w:tcW w:w="0" w:type="auto"/>
+            <w:hideMark/>
+          </w:tcPr>
+          <w:p>
+            <w:pPr>
+              <w:spacing w:after="160" w:line="278" w:lineRule="auto"/>
+            </w:pPr>
+            <w:r>
+              <w:t>DECIMAL(18,0)</w:t>
+            </w:r>
+          </w:p>
+        </w:tc>
+        <w:tc>
+          <w:tcPr>
+            <w:tcW w:w="0" w:type="auto"/>
+            <w:hideMark/>
+          </w:tcPr>
+          <w:p>
+            <w:pPr>
+              <w:spacing w:after="160" w:line="278" w:lineRule="auto"/>
+            </w:pPr>
+          </w:p>
+        </w:tc>
+        <w:tc>
+          <w:tcPr>
+            <w:tcW w:w="0" w:type="auto"/>
+            <w:hideMark/>
+          </w:tcPr>
+          <w:p>
+            <w:pPr>
+              <w:spacing w:after="160" w:line="278" w:lineRule="auto"/>
+            </w:pPr>
+            <w:r>
+              <w:t>NOT NULL</w:t>
+            </w:r>
+          </w:p>
+        </w:tc>
+        <w:tc>
+          <w:tcPr>
+            <w:tcW w:w="0" w:type="auto"/>
+            <w:hideMark/>
+          </w:tcPr>
+          <w:p>
+            <w:pPr>
+              <w:spacing w:after="160" w:line="278" w:lineRule="auto"/>
+            </w:pPr>
+            <w:r>
+              <w:t>Phí giao hàng loại Thường</w:t>
+            </w:r>
+          </w:p>
+        </w:tc>
+      </w:tr>
+      <w:tr>
+        <w:tc>
+          <w:tcPr>
+            <w:tcW w:w="0" w:type="auto"/>
+            <w:hideMark/>
+          </w:tcPr>
+          <w:p>
+            <w:pPr>
+              <w:spacing w:after="160" w:line="278" w:lineRule="auto"/>
+            </w:pPr>
+            <w:r>
+              <w:t>4</w:t>
+            </w:r>
+          </w:p>
+        </w:tc>
+        <w:tc>
+          <w:tcPr>
+            <w:tcW w:w="0" w:type="auto"/>
+            <w:hideMark/>
+          </w:tcPr>
+          <w:p>
+            <w:pPr>
+              <w:spacing w:after="160" w:line="278" w:lineRule="auto"/>
+            </w:pPr>
+            <w:r>
+              <w:t>PhiGiaoHangNhanh</w:t>
+            </w:r>
+          </w:p>
+        </w:tc>
+        <w:tc>
+          <w:tcPr>
+            <w:tcW w:w="0" w:type="auto"/>
+            <w:hideMark/>
+          </w:tcPr>
+          <w:p>
+            <w:pPr>
+              <w:spacing w:after="160" w:line="278" w:lineRule="auto"/>
+            </w:pPr>
+            <w:r>
+              <w:t>DECIMAL(18,0)</w:t>
+            </w:r>
+          </w:p>
+        </w:tc>
+        <w:tc>
+          <w:tcPr>
+            <w:tcW w:w="0" w:type="auto"/>
+            <w:hideMark/>
+          </w:tcPr>
+          <w:p>
+            <w:pPr>
+              <w:spacing w:after="160" w:line="278" w:lineRule="auto"/>
+            </w:pPr>
+          </w:p>
+        </w:tc>
+        <w:tc>
+          <w:tcPr>
+            <w:tcW w:w="0" w:type="auto"/>
+            <w:hideMark/>
+          </w:tcPr>
+          <w:p>
+            <w:pPr>
+              <w:spacing w:after="160" w:line="278" w:lineRule="auto"/>
+            </w:pPr>
+            <w:r>
+              <w:t>NOT NULL</w:t>
+            </w:r>
+          </w:p>
+        </w:tc>
+        <w:tc>
+          <w:tcPr>
+            <w:tcW w:w="0" w:type="auto"/>
+            <w:hideMark/>
+          </w:tcPr>
+          <w:p>
+            <w:pPr>
+              <w:spacing w:after="160" w:line="278" w:lineRule="auto"/>
+            </w:pPr>
+            <w:r>
+              <w:t>Phí giao hàng loại Nhanh</w:t>
+            </w:r>
+          </w:p>
+        </w:tc>
+      </w:tr>
+      <w:tr>
+        <w:tc>
+          <w:tcPr>
+            <w:tcW w:w="0" w:type="auto"/>
+            <w:hideMark/>
+          </w:tcPr>
+          <w:p>
+            <w:pPr>
+              <w:spacing w:after="160" w:line="278" w:lineRule="auto"/>
+            </w:pPr>
+            <w:r>
+              <w:t>5</w:t>
+            </w:r>
+          </w:p>
+        </w:tc>
+        <w:tc>
+          <w:tcPr>
+            <w:tcW w:w="0" w:type="auto"/>
+            <w:hideMark/>
+          </w:tcPr>
+          <w:p>
+            <w:pPr>
+              <w:spacing w:after="160" w:line="278" w:lineRule="auto"/>
+            </w:pPr>
+            <w:r>
+              <w:t>PhiGiaoHangTrongNgay</w:t>
+            </w:r>
+          </w:p>
+        </w:tc>
+        <w:tc>
+          <w:tcPr>
+            <w:tcW w:w="0" w:type="auto"/>
+            <w:hideMark/>
+          </w:tcPr>
+          <w:p>
+            <w:pPr>
+              <w:spacing w:after="160" w:line="278" w:lineRule="auto"/>
+            </w:pPr>
+            <w:r>
+              <w:t>DECIMAL(18,0)</w:t>
+            </w:r>
+          </w:p>
+        </w:tc>
+        <w:tc>
+          <w:tcPr>
+            <w:tcW w:w="0" w:type="auto"/>
+            <w:hideMark/>
+          </w:tcPr>
+          <w:p>
+            <w:pPr>
+              <w:spacing w:after="160" w:line="278" w:lineRule="auto"/>
+            </w:pPr>
+          </w:p>
+        </w:tc>
+        <w:tc>
+          <w:tcPr>
+            <w:tcW w:w="0" w:type="auto"/>
+            <w:hideMark/>
+          </w:tcPr>
+          <w:p>
+            <w:pPr>
+              <w:spacing w:after="160" w:line="278" w:lineRule="auto"/>
+            </w:pPr>
+            <w:r>
+              <w:t>NOT NULL</w:t>
+            </w:r>
+          </w:p>
+        </w:tc>
+        <w:tc>
+          <w:tcPr>
+            <w:tcW w:w="0" w:type="auto"/>
+            <w:hideMark/>
+          </w:tcPr>
+          <w:p>
+            <w:pPr>
+              <w:spacing w:after="160" w:line="278" w:lineRule="auto"/>
+            </w:pPr>
+            <w:r>
+              <w:t>Phí giao hàng loại Trong ngày</w:t>
+            </w:r>
+          </w:p>
+        </w:tc>
+      </w:tr>
+    </w:tbl>
+    <w:p>
+      <w:r>
+        <w:rPr>
+          <w:b/>
+          <w:bCs/>
+        </w:rPr>
+        <w:t>Bảng 6. NguoiNhan</w:t>
+      </w:r>
+    </w:p>
+    <w:tbl>
+      <w:tblPr>
+        <w:tblStyle w:val="TableGrid"/>
+        <w:tblW w:w="0" w:type="auto"/>
+        <w:tblLook w:val="04A0" w:firstRow="1" w:lastRow="0" w:firstColumn="1" w:lastColumn="0" w:noHBand="0" w:noVBand="1"/>
+      </w:tblPr>
+      <w:tblGrid>
+        <w:gridCol w:w="643"/>
+        <w:gridCol w:w="1657"/>
+        <w:gridCol w:w="1990"/>
+        <w:gridCol w:w="779"/>
+        <w:gridCol w:w="1706"/>
+        <w:gridCol w:w="2241"/>
+      </w:tblGrid>
+      <w:tr>
+        <w:tc>
+          <w:tcPr>
+            <w:tcW w:w="0" w:type="auto"/>
+            <w:hideMark/>
+          </w:tcPr>
+          <w:p>
+            <w:pPr>
+              <w:spacing w:after="160" w:line="278" w:lineRule="auto"/>
+              <w:rPr>
+                <w:b/>
+                <w:bCs/>
+              </w:rPr>
+            </w:pPr>
+            <w:r>
+              <w:rPr>
+                <w:b/>
+                <w:bCs/>
+              </w:rPr>
+              <w:t>STT</w:t>
+            </w:r>
+          </w:p>
+        </w:tc>
+        <w:tc>
+          <w:tcPr>
+            <w:tcW w:w="0" w:type="auto"/>
+            <w:hideMark/>
+          </w:tcPr>
+          <w:p>
+            <w:pPr>
+              <w:spacing w:after="160" w:line="278" w:lineRule="auto"/>
+              <w:rPr>
+                <w:b/>
+                <w:bCs/>
+              </w:rPr>
+            </w:pPr>
+            <w:r>
+              <w:rPr>
+                <w:b/>
+                <w:bCs/>
+              </w:rPr>
+              <w:t>Tên cột</w:t>
+            </w:r>
+          </w:p>
+        </w:tc>
+        <w:tc>
+          <w:tcPr>
+            <w:tcW w:w="0" w:type="auto"/>
+            <w:hideMark/>
+          </w:tcPr>
+          <w:p>
+            <w:pPr>
+              <w:spacing w:after="160" w:line="278" w:lineRule="auto"/>
+              <w:rPr>
+                <w:b/>
+                <w:bCs/>
+              </w:rPr>
+            </w:pPr>
+            <w:r>
+              <w:rPr>
+                <w:b/>
+                <w:bCs/>
+              </w:rPr>
+              <w:t>Kiểu dữ liệu</w:t>
+            </w:r>
+          </w:p>
+        </w:tc>
+        <w:tc>
+          <w:tcPr>
+            <w:tcW w:w="0" w:type="auto"/>
+            <w:hideMark/>
+          </w:tcPr>
+          <w:p>
+            <w:pPr>
+              <w:spacing w:after="160" w:line="278" w:lineRule="auto"/>
+              <w:rPr>
+                <w:b/>
+                <w:bCs/>
+              </w:rPr>
+            </w:pPr>
+            <w:r>
+              <w:rPr>
+                <w:b/>
+                <w:bCs/>
+              </w:rPr>
+              <w:t>Khóa</w:t>
+            </w:r>
+          </w:p>
+        </w:tc>
+        <w:tc>
+          <w:tcPr>
+            <w:tcW w:w="0" w:type="auto"/>
+            <w:hideMark/>
+          </w:tcPr>
+          <w:p>
+            <w:pPr>
+              <w:spacing w:after="160" w:line="278" w:lineRule="auto"/>
+              <w:rPr>
+                <w:b/>
+                <w:bCs/>
+              </w:rPr>
+            </w:pPr>
+            <w:r>
+              <w:rPr>
+                <w:b/>
+                <w:bCs/>
+              </w:rPr>
+              <w:t>Ràng buộc</w:t>
+            </w:r>
+          </w:p>
+        </w:tc>
+        <w:tc>
+          <w:tcPr>
+            <w:tcW w:w="0" w:type="auto"/>
+            <w:hideMark/>
+          </w:tcPr>
+          <w:p>
+            <w:pPr>
+              <w:spacing w:after="160" w:line="278" w:lineRule="auto"/>
+              <w:rPr>
+                <w:b/>
+                <w:bCs/>
+              </w:rPr>
+            </w:pPr>
+            <w:r>
+              <w:rPr>
+                <w:b/>
+                <w:bCs/>
+              </w:rPr>
+              <w:t>Mô tả</w:t>
+            </w:r>
+          </w:p>
+        </w:tc>
+      </w:tr>
+      <w:tr>
+        <w:tc>
+          <w:tcPr>
+            <w:tcW w:w="0" w:type="auto"/>
+            <w:hideMark/>
+          </w:tcPr>
+          <w:p>
+            <w:pPr>
+              <w:spacing w:after="160" w:line="278" w:lineRule="auto"/>
+            </w:pPr>
+            <w:r>
+              <w:t>1</w:t>
+            </w:r>
+          </w:p>
+        </w:tc>
+        <w:tc>
+          <w:tcPr>
+            <w:tcW w:w="0" w:type="auto"/>
+            <w:hideMark/>
+          </w:tcPr>
+          <w:p>
+            <w:pPr>
+              <w:spacing w:after="160" w:line="278" w:lineRule="auto"/>
+            </w:pPr>
+            <w:r>
+              <w:t>MaNguoiNhan</w:t>
+            </w:r>
+          </w:p>
+        </w:tc>
+        <w:tc>
+          <w:tcPr>
+            <w:tcW w:w="0" w:type="auto"/>
+            <w:hideMark/>
+          </w:tcPr>
+          <w:p>
+            <w:pPr>
+              <w:spacing w:after="160" w:line="278" w:lineRule="auto"/>
+            </w:pPr>
+            <w:r>
+              <w:t>INT</w:t>
+            </w:r>
+          </w:p>
+        </w:tc>
+        <w:tc>
+          <w:tcPr>
+            <w:tcW w:w="0" w:type="auto"/>
+            <w:hideMark/>
+          </w:tcPr>
+          <w:p>
+            <w:pPr>
+              <w:spacing w:after="160" w:line="278" w:lineRule="auto"/>
+            </w:pPr>
+            <w:r>
+              <w:t>PK</w:t>
+            </w:r>
+          </w:p>
+        </w:tc>
+        <w:tc>
+          <w:tcPr>
+            <w:tcW w:w="0" w:type="auto"/>
+            <w:hideMark/>
+          </w:tcPr>
+          <w:p>
+            <w:pPr>
+              <w:spacing w:after="160" w:line="278" w:lineRule="auto"/>
+            </w:pPr>
+            <w:r>
+              <w:t>IDENTITY(1,1)</w:t>
+            </w:r>
+          </w:p>
+        </w:tc>
+        <w:tc>
+          <w:tcPr>
+            <w:tcW w:w="0" w:type="auto"/>
+            <w:hideMark/>
+          </w:tcPr>
+          <w:p>
+            <w:pPr>
+              <w:spacing w:after="160" w:line="278" w:lineRule="auto"/>
+            </w:pPr>
+            <w:r>
+              <w:t>Mã người nhận (tự tăng)</w:t>
+            </w:r>
+          </w:p>
+        </w:tc>
+      </w:tr>
+      <w:tr>
+        <w:tc>
+          <w:tcPr>
+            <w:tcW w:w="0" w:type="auto"/>
+            <w:hideMark/>
+          </w:tcPr>
+          <w:p>
+            <w:pPr>
+              <w:spacing w:after="160" w:line="278" w:lineRule="auto"/>
+            </w:pPr>
+            <w:r>
+              <w:t>2</w:t>
+            </w:r>
+          </w:p>
+        </w:tc>
+        <w:tc>
+          <w:tcPr>
+            <w:tcW w:w="0" w:type="auto"/>
+            <w:hideMark/>
+          </w:tcPr>
+          <w:p>
+            <w:pPr>
+              <w:spacing w:after="160" w:line="278" w:lineRule="auto"/>
+            </w:pPr>
+            <w:r>
+              <w:t>HoTen</w:t>
+            </w:r>
+          </w:p>
+        </w:tc>
+        <w:tc>
+          <w:tcPr>
+            <w:tcW w:w="0" w:type="auto"/>
+            <w:hideMark/>
+          </w:tcPr>
+          <w:p>
+            <w:pPr>
+              <w:spacing w:after="160" w:line="278" w:lineRule="auto"/>
+            </w:pPr>
+            <w:r>
+              <w:t>NVARCHAR(100)</w:t>
+            </w:r>
+          </w:p>
+        </w:tc>
+        <w:tc>
+          <w:tcPr>
+            <w:tcW w:w="0" w:type="auto"/>
+            <w:hideMark/>
+          </w:tcPr>
+          <w:p>
+            <w:pPr>
+              <w:spacing w:after="160" w:line="278" w:lineRule="auto"/>
+            </w:pPr>
+          </w:p>
+        </w:tc>
+        <w:tc>
+          <w:tcPr>
+            <w:tcW w:w="0" w:type="auto"/>
+            <w:hideMark/>
+          </w:tcPr>
+          <w:p>
+            <w:pPr>
+              <w:spacing w:after="160" w:line="278" w:lineRule="auto"/>
+            </w:pPr>
+            <w:r>
+              <w:t>NOT NULL</w:t>
+            </w:r>
+          </w:p>
+        </w:tc>
+        <w:tc>
+          <w:tcPr>
+            <w:tcW w:w="0" w:type="auto"/>
+            <w:hideMark/>
+          </w:tcPr>
+          <w:p>
+            <w:pPr>
+              <w:spacing w:after="160" w:line="278" w:lineRule="auto"/>
+            </w:pPr>
+            <w:r>
+              <w:t>Họ tên người nhận</w:t>
+            </w:r>
+          </w:p>
+        </w:tc>
+      </w:tr>
+      <w:tr>
+        <w:tc>
+          <w:tcPr>
+            <w:tcW w:w="0" w:type="auto"/>
+            <w:hideMark/>
+          </w:tcPr>
+          <w:p>
+            <w:pPr>
+              <w:spacing w:after="160" w:line="278" w:lineRule="auto"/>
+            </w:pPr>
+            <w:r>
+              <w:t>3</w:t>
+            </w:r>
+          </w:p>
+        </w:tc>
+        <w:tc>
+          <w:tcPr>
+            <w:tcW w:w="0" w:type="auto"/>
+            <w:hideMark/>
+          </w:tcPr>
+          <w:p>
+            <w:pPr>
+              <w:spacing w:after="160" w:line="278" w:lineRule="auto"/>
+            </w:pPr>
+            <w:r>
+              <w:t>DiaChi</w:t>
+            </w:r>
+          </w:p>
+        </w:tc>
+        <w:tc>
+          <w:tcPr>
+            <w:tcW w:w="0" w:type="auto"/>
+            <w:hideMark/>
+          </w:tcPr>
+          <w:p>
+            <w:pPr>
+              <w:spacing w:after="160" w:line="278" w:lineRule="auto"/>
+            </w:pPr>
+            <w:r>
+              <w:t>NVARCHAR(255)</w:t>
+            </w:r>
+          </w:p>
+        </w:tc>
+        <w:tc>
+          <w:tcPr>
+            <w:tcW w:w="0" w:type="auto"/>
+            <w:hideMark/>
+          </w:tcPr>
+          <w:p>
+            <w:pPr>
+              <w:spacing w:after="160" w:line="278" w:lineRule="auto"/>
+            </w:pPr>
+          </w:p>
+        </w:tc>
+        <w:tc>
+          <w:tcPr>
+            <w:tcW w:w="0" w:type="auto"/>
+            <w:hideMark/>
+          </w:tcPr>
+          <w:p>
+            <w:pPr>
+              <w:spacing w:after="160" w:line="278" w:lineRule="auto"/>
+            </w:pPr>
+            <w:r>
+              <w:t>NOT NULL</w:t>
+            </w:r>
+          </w:p>
+        </w:tc>
+        <w:tc>
+          <w:tcPr>
+            <w:tcW w:w="0" w:type="auto"/>
+            <w:hideMark/>
+          </w:tcPr>
+          <w:p>
+            <w:pPr>
+              <w:spacing w:after="160" w:line="278" w:lineRule="auto"/>
+            </w:pPr>
+            <w:r>
+              <w:t>Địa chỉ nhận hàng</w:t>
+            </w:r>
+          </w:p>
+        </w:tc>
+      </w:tr>
+      <w:tr>
+        <w:tc>
+          <w:tcPr>
+            <w:tcW w:w="0" w:type="auto"/>
+            <w:hideMark/>
+          </w:tcPr>
+          <w:p>
+            <w:pPr>
+              <w:spacing w:after="160" w:line="278" w:lineRule="auto"/>
+            </w:pPr>
+            <w:r>
+              <w:t>4</w:t>
+            </w:r>
+          </w:p>
+        </w:tc>
+        <w:tc>
+          <w:tcPr>
+            <w:tcW w:w="0" w:type="auto"/>
+            <w:hideMark/>
+          </w:tcPr>
+          <w:p>
+            <w:pPr>
+              <w:spacing w:after="160" w:line="278" w:lineRule="auto"/>
+            </w:pPr>
+            <w:r>
+              <w:t>DienThoai</w:t>
+            </w:r>
+          </w:p>
+        </w:tc>
+        <w:tc>
+          <w:tcPr>
+            <w:tcW w:w="0" w:type="auto"/>
+            <w:hideMark/>
+          </w:tcPr>
+          <w:p>
+            <w:pPr>
+              <w:spacing w:after="160" w:line="278" w:lineRule="auto"/>
+            </w:pPr>
+            <w:r>
+              <w:t>NVARCHAR(20)</w:t>
+            </w:r>
+          </w:p>
+        </w:tc>
+        <w:tc>
+          <w:tcPr>
+            <w:tcW w:w="0" w:type="auto"/>
+            <w:hideMark/>
+          </w:tcPr>
+          <w:p>
+            <w:pPr>
+              <w:spacing w:after="160" w:line="278" w:lineRule="auto"/>
+            </w:pPr>
+          </w:p>
+        </w:tc>
+        <w:tc>
+          <w:tcPr>
+            <w:tcW w:w="0" w:type="auto"/>
+            <w:hideMark/>
+          </w:tcPr>
+          <w:p>
+            <w:pPr>
+              <w:spacing w:after="160" w:line="278" w:lineRule="auto"/>
+            </w:pPr>
+            <w:r>
+              <w:t>NOT NULL</w:t>
+            </w:r>
+          </w:p>
+        </w:tc>
+        <w:tc>
+          <w:tcPr>
+            <w:tcW w:w="0" w:type="auto"/>
+            <w:hideMark/>
+          </w:tcPr>
+          <w:p>
+            <w:pPr>
+              <w:spacing w:after="160" w:line="278" w:lineRule="auto"/>
+            </w:pPr>
+            <w:r>
+              <w:t>Số điện thoại người nhận</w:t>
+            </w:r>
+          </w:p>
+        </w:tc>
+      </w:tr>
+      <w:tr>
+        <w:tc>
+          <w:tcPr>
+            <w:tcW w:w="0" w:type="auto"/>
+            <w:hideMark/>
+          </w:tcPr>
+          <w:p>
+            <w:pPr>
+              <w:spacing w:after="160" w:line="278" w:lineRule="auto"/>
+            </w:pPr>
+            <w:r>
+              <w:t>5</w:t>
+            </w:r>
+          </w:p>
+        </w:tc>
+        <w:tc>
+          <w:tcPr>
+            <w:tcW w:w="0" w:type="auto"/>
+            <w:hideMark/>
+          </w:tcPr>
+          <w:p>
+            <w:pPr>
+              <w:spacing w:after="160" w:line="278" w:lineRule="auto"/>
+            </w:pPr>
+            <w:r>
+              <w:t>MaKhuVuc</w:t>
+            </w:r>
+          </w:p>
+        </w:tc>
+        <w:tc>
+          <w:tcPr>
+            <w:tcW w:w="0" w:type="auto"/>
+            <w:hideMark/>
+          </w:tcPr>
+          <w:p>
+            <w:pPr>
+              <w:spacing w:after="160" w:line="278" w:lineRule="auto"/>
+            </w:pPr>
+            <w:r>
+              <w:t>INT</w:t>
+            </w:r>
+          </w:p>
+        </w:tc>
+        <w:tc>
+          <w:tcPr>
+            <w:tcW w:w="0" w:type="auto"/>
+            <w:hideMark/>
+          </w:tcPr>
+          <w:p>
+            <w:pPr>
+              <w:spacing w:after="160" w:line="278" w:lineRule="auto"/>
+            </w:pPr>
+            <w:r>
+              <w:t>FK</w:t>
+            </w:r>
+          </w:p>
+        </w:tc>
+        <w:tc>
+          <w:tcPr>
+            <w:tcW w:w="0" w:type="auto"/>
+            <w:hideMark/>
+          </w:tcPr>
+          <w:p>
+            <w:pPr>
+              <w:spacing w:after="160" w:line="278" w:lineRule="auto"/>
+            </w:pPr>
+            <w:r>
+              <w:t>NULL</w:t>
+            </w:r>
+          </w:p>
+        </w:tc>
+        <w:tc>
+          <w:tcPr>
+            <w:tcW w:w="0" w:type="auto"/>
+            <w:hideMark/>
+          </w:tcPr>
+          <w:p>
+            <w:pPr>
+              <w:spacing w:after="160" w:line="278" w:lineRule="auto"/>
+            </w:pPr>
+            <w:r>
+              <w:t>Mã khu vực, tham chiếu KhuVuc(MaKhuVuc)</w:t>
+            </w:r>
+          </w:p>
+        </w:tc>
+      </w:tr>
+    </w:tbl>
+    <w:p>
+      <w:r>
+        <w:rPr>
+          <w:b/>
+          <w:bCs/>
+        </w:rPr>
+        <w:t>Bảng 7. DonHang</w:t>
+      </w:r>
+    </w:p>
+    <w:tbl>
+      <w:tblPr>
+        <w:tblStyle w:val="TableGrid"/>
+        <w:tblW w:w="0" w:type="auto"/>
+        <w:tblLook w:val="04A0" w:firstRow="1" w:lastRow="0" w:firstColumn="1" w:lastColumn="0" w:noHBand="0" w:noVBand="1"/>
+      </w:tblPr>
+      <w:tblGrid>
+        <w:gridCol w:w="592"/>
+        <w:gridCol w:w="1907"/>
+        <w:gridCol w:w="1668"/>
+        <w:gridCol w:w="712"/>
+        <w:gridCol w:w="1528"/>
+        <w:gridCol w:w="2609"/>
+      </w:tblGrid>
+      <w:tr>
+        <w:tc>
+          <w:tcPr>
+            <w:tcW w:w="0" w:type="auto"/>
+            <w:hideMark/>
+          </w:tcPr>
+          <w:p>
+            <w:pPr>
+              <w:spacing w:after="160" w:line="278" w:lineRule="auto"/>
+              <w:rPr>
+                <w:b/>
+                <w:bCs/>
+              </w:rPr>
+            </w:pPr>
+            <w:r>
+              <w:rPr>
+                <w:b/>
+                <w:bCs/>
+              </w:rPr>
+              <w:lastRenderedPageBreak/>
+              <w:t>STT</w:t>
+            </w:r>
+          </w:p>
+        </w:tc>
+        <w:tc>
+          <w:tcPr>
+            <w:tcW w:w="0" w:type="auto"/>
+            <w:hideMark/>
+          </w:tcPr>
+          <w:p>
+            <w:pPr>
+              <w:spacing w:after="160" w:line="278" w:lineRule="auto"/>
+              <w:rPr>
+                <w:b/>
+                <w:bCs/>
+              </w:rPr>
+            </w:pPr>
+            <w:r>
+              <w:rPr>
+                <w:b/>
+                <w:bCs/>
+              </w:rPr>
+              <w:t>Tên cột</w:t>
+            </w:r>
+          </w:p>
+        </w:tc>
+        <w:tc>
+          <w:tcPr>
+            <w:tcW w:w="0" w:type="auto"/>
+            <w:hideMark/>
+          </w:tcPr>
+          <w:p>
+            <w:pPr>
+              <w:spacing w:after="160" w:line="278" w:lineRule="auto"/>
+              <w:rPr>
+                <w:b/>
+                <w:bCs/>
+              </w:rPr>
+            </w:pPr>
+            <w:r>
+              <w:rPr>
+                <w:b/>
+                <w:bCs/>
+              </w:rPr>
+              <w:t>Kiểu dữ liệu</w:t>
+            </w:r>
+          </w:p>
+        </w:tc>
+        <w:tc>
+          <w:tcPr>
+            <w:tcW w:w="0" w:type="auto"/>
+            <w:hideMark/>
+          </w:tcPr>
+          <w:p>
+            <w:pPr>
+              <w:spacing w:after="160" w:line="278" w:lineRule="auto"/>
+              <w:rPr>
+                <w:b/>
+                <w:bCs/>
+              </w:rPr>
+            </w:pPr>
+            <w:r>
+              <w:rPr>
+                <w:b/>
+                <w:bCs/>
+              </w:rPr>
+              <w:t>Khóa</w:t>
+            </w:r>
+          </w:p>
+        </w:tc>
+        <w:tc>
+          <w:tcPr>
+            <w:tcW w:w="0" w:type="auto"/>
+            <w:hideMark/>
+          </w:tcPr>
+          <w:p>
+            <w:pPr>
+              <w:spacing w:after="160" w:line="278" w:lineRule="auto"/>
+              <w:rPr>
+                <w:b/>
+                <w:bCs/>
+              </w:rPr>
+            </w:pPr>
+            <w:r>
+              <w:rPr>
+                <w:b/>
+                <w:bCs/>
+              </w:rPr>
+              <w:t>Ràng buộc</w:t>
+            </w:r>
+          </w:p>
+        </w:tc>
+        <w:tc>
+          <w:tcPr>
+            <w:tcW w:w="0" w:type="auto"/>
+            <w:hideMark/>
+          </w:tcPr>
+          <w:p>
+            <w:pPr>
+              <w:spacing w:after="160" w:line="278" w:lineRule="auto"/>
+              <w:rPr>
+                <w:b/>
+                <w:bCs/>
+              </w:rPr>
+            </w:pPr>
+            <w:r>
+              <w:rPr>
+                <w:b/>
+                <w:bCs/>
+              </w:rPr>
+              <w:t>Mô tả</w:t>
+            </w:r>
+          </w:p>
+        </w:tc>
+      </w:tr>
+      <w:tr>
+        <w:tc>
+          <w:tcPr>
+            <w:tcW w:w="0" w:type="auto"/>
+            <w:hideMark/>
+          </w:tcPr>
+          <w:p>
+            <w:pPr>
+              <w:spacing w:after="160" w:line="278" w:lineRule="auto"/>
+            </w:pPr>
+            <w:r>
+              <w:t>1</w:t>
+            </w:r>
+          </w:p>
+        </w:tc>
+        <w:tc>
+          <w:tcPr>
+            <w:tcW w:w="0" w:type="auto"/>
+            <w:hideMark/>
+          </w:tcPr>
+          <w:p>
+            <w:pPr>
+              <w:spacing w:after="160" w:line="278" w:lineRule="auto"/>
+            </w:pPr>
+            <w:r>
+              <w:t>MaDonHang</w:t>
+            </w:r>
+          </w:p>
+        </w:tc>
+        <w:tc>
+          <w:tcPr>
+            <w:tcW w:w="0" w:type="auto"/>
+            <w:hideMark/>
+          </w:tcPr>
+          <w:p>
+            <w:pPr>
+              <w:spacing w:after="160" w:line="278" w:lineRule="auto"/>
+            </w:pPr>
+            <w:r>
+              <w:t>INT</w:t>
+            </w:r>
+          </w:p>
+        </w:tc>
+        <w:tc>
+          <w:tcPr>
+            <w:tcW w:w="0" w:type="auto"/>
+            <w:hideMark/>
+          </w:tcPr>
+          <w:p>
+            <w:pPr>
+              <w:spacing w:after="160" w:line="278" w:lineRule="auto"/>
+            </w:pPr>
+            <w:r>
+              <w:t>PK</w:t>
+            </w:r>
+          </w:p>
+        </w:tc>
+        <w:tc>
+          <w:tcPr>
+            <w:tcW w:w="0" w:type="auto"/>
+            <w:hideMark/>
+          </w:tcPr>
+          <w:p>
+            <w:pPr>
+              <w:spacing w:after="160" w:line="278" w:lineRule="auto"/>
+            </w:pPr>
+            <w:r>
+              <w:t>IDENTITY(1,1)</w:t>
+            </w:r>
+          </w:p>
+        </w:tc>
+        <w:tc>
+          <w:tcPr>
+            <w:tcW w:w="0" w:type="auto"/>
+            <w:hideMark/>
+          </w:tcPr>
+          <w:p>
+            <w:pPr>
+              <w:spacing w:after="160" w:line="278" w:lineRule="auto"/>
+            </w:pPr>
+            <w:r>
+              <w:t>Mã đơn hàng (tự tăng)</w:t>
+            </w:r>
+          </w:p>
+        </w:tc>
+      </w:tr>
+      <w:tr>
+        <w:tc>
+          <w:tcPr>
+            <w:tcW w:w="0" w:type="auto"/>
+            <w:hideMark/>
+          </w:tcPr>
+          <w:p>
+            <w:pPr>
+              <w:spacing w:after="160" w:line="278" w:lineRule="auto"/>
+            </w:pPr>
+            <w:r>
+              <w:t>2</w:t>
+            </w:r>
+          </w:p>
+        </w:tc>
+        <w:tc>
+          <w:tcPr>
+            <w:tcW w:w="0" w:type="auto"/>
+            <w:hideMark/>
+          </w:tcPr>
+          <w:p>
+            <w:pPr>
+              <w:spacing w:after="160" w:line="278" w:lineRule="auto"/>
+            </w:pPr>
+            <w:r>
+              <w:t>MaKH</w:t>
+            </w:r>
+          </w:p>
+        </w:tc>
+        <w:tc>
+          <w:tcPr>
+            <w:tcW w:w="0" w:type="auto"/>
+            <w:hideMark/>
+          </w:tcPr>
+          <w:p>
+            <w:pPr>
+              <w:spacing w:after="160" w:line="278" w:lineRule="auto"/>
+            </w:pPr>
+            <w:r>
+              <w:t>INT</w:t>
+            </w:r>
+          </w:p>
+        </w:tc>
+        <w:tc>
+          <w:tcPr>
+            <w:tcW w:w="0" w:type="auto"/>
+            <w:hideMark/>
+          </w:tcPr>
+          <w:p>
+            <w:pPr>
+              <w:spacing w:after="160" w:line="278" w:lineRule="auto"/>
+            </w:pPr>
+            <w:r>
+              <w:t>FK</w:t>
+            </w:r>
+          </w:p>
+        </w:tc>
+        <w:tc>
+          <w:tcPr>
+            <w:tcW w:w="0" w:type="auto"/>
+            <w:hideMark/>
+          </w:tcPr>
+          <w:p>
+            <w:pPr>
+              <w:spacing w:after="160" w:line="278" w:lineRule="auto"/>
+            </w:pPr>
+            <w:r>
+              <w:t>NULL</w:t>
+            </w:r>
+          </w:p>
+        </w:tc>
+        <w:tc>
+          <w:tcPr>
+            <w:tcW w:w="0" w:type="auto"/>
+            <w:hideMark/>
+          </w:tcPr>
+          <w:p>
+            <w:pPr>
+              <w:spacing w:after="160" w:line="278" w:lineRule="auto"/>
+            </w:pPr>
+            <w:r>
+              <w:t>Khách đặt hàng, tham chiếu KhachHang(MaKH)</w:t>
+            </w:r>
+          </w:p>
+        </w:tc>
+      </w:tr>
+      <w:tr>
+        <w:tc>
+          <w:tcPr>
+            <w:tcW w:w="0" w:type="auto"/>
+            <w:hideMark/>
+          </w:tcPr>
+          <w:p>
+            <w:pPr>
+              <w:spacing w:after="160" w:line="278" w:lineRule="auto"/>
+            </w:pPr>
+            <w:r>
+              <w:t>3</w:t>
+            </w:r>
+          </w:p>
+        </w:tc>
+        <w:tc>
+          <w:tcPr>
+            <w:tcW w:w="0" w:type="auto"/>
+            <w:hideMark/>
+          </w:tcPr>
+          <w:p>
+            <w:pPr>
+              <w:spacing w:after="160" w:line="278" w:lineRule="auto"/>
+            </w:pPr>
+            <w:r>
+              <w:t>NgayDatHang</w:t>
+            </w:r>
+          </w:p>
+        </w:tc>
+        <w:tc>
+          <w:tcPr>
+            <w:tcW w:w="0" w:type="auto"/>
+            <w:hideMark/>
+          </w:tcPr>
+          <w:p>
+            <w:pPr>
+              <w:spacing w:after="160" w:line="278" w:lineRule="auto"/>
+            </w:pPr>
+            <w:r>
+              <w:t>DATETIME</w:t>
+            </w:r>
+          </w:p>
+        </w:tc>
+        <w:tc>
+          <w:tcPr>
+            <w:tcW w:w="0" w:type="auto"/>
+            <w:hideMark/>
+          </w:tcPr>
+          <w:p>
+            <w:pPr>
+              <w:spacing w:after="160" w:line="278" w:lineRule="auto"/>
+            </w:pPr>
+          </w:p>
+        </w:tc>
+        <w:tc>
+          <w:tcPr>
+            <w:tcW w:w="0" w:type="auto"/>
+            <w:hideMark/>
+          </w:tcPr>
+          <w:p>
+            <w:pPr>
+              <w:spacing w:after="160" w:line="278" w:lineRule="auto"/>
+            </w:pPr>
+            <w:r>
+              <w:t>DEFAULT GETDATE()</w:t>
+            </w:r>
+          </w:p>
+        </w:tc>
+        <w:tc>
+          <w:tcPr>
+            <w:tcW w:w="0" w:type="auto"/>
+            <w:hideMark/>
+          </w:tcPr>
+          <w:p>
+            <w:pPr>
+              <w:spacing w:after="160" w:line="278" w:lineRule="auto"/>
+            </w:pPr>
+            <w:r>
+              <w:t>Thời điểm đặt hàng</w:t>
+            </w:r>
+          </w:p>
+        </w:tc>
+      </w:tr>
+      <w:tr>
+        <w:tc>
+          <w:tcPr>
+            <w:tcW w:w="0" w:type="auto"/>
+            <w:hideMark/>
+          </w:tcPr>
+          <w:p>
+            <w:pPr>
+              <w:spacing w:after="160" w:line="278" w:lineRule="auto"/>
+            </w:pPr>
+            <w:r>
+              <w:t>4</w:t>
+            </w:r>
+          </w:p>
+        </w:tc>
+        <w:tc>
+          <w:tcPr>
+            <w:tcW w:w="0" w:type="auto"/>
+            <w:hideMark/>
+          </w:tcPr>
+          <w:p>
+            <w:pPr>
+              <w:spacing w:after="160" w:line="278" w:lineRule="auto"/>
+            </w:pPr>
+            <w:r>
+              <w:t>MaNguoiNhan</w:t>
+            </w:r>
+          </w:p>
+        </w:tc>
+        <w:tc>
+          <w:tcPr>
+            <w:tcW w:w="0" w:type="auto"/>
+            <w:hideMark/>
+          </w:tcPr>
+          <w:p>
+            <w:pPr>
+              <w:spacing w:after="160" w:line="278" w:lineRule="auto"/>
+            </w:pPr>
+            <w:r>
+              <w:t>INT</w:t>
+            </w:r>
+          </w:p>
+        </w:tc>
+        <w:tc>
+          <w:tcPr>
+            <w:tcW w:w="0" w:type="auto"/>
+            <w:hideMark/>
+          </w:tcPr>
+          <w:p>
+            <w:pPr>
+              <w:spacing w:after="160" w:line="278" w:lineRule="auto"/>
+            </w:pPr>
+            <w:r>
+              <w:t>FK</w:t>
+            </w:r>
+          </w:p>
+        </w:tc>
+        <w:tc>
+          <w:tcPr>
+            <w:tcW w:w="0" w:type="auto"/>
+            <w:hideMark/>
+          </w:tcPr>
+          <w:p>
+            <w:pPr>
+              <w:spacing w:after="160" w:line="278" w:lineRule="auto"/>
+            </w:pPr>
+            <w:r>
+              <w:t>NULL</w:t>
+            </w:r>
+          </w:p>
+        </w:tc>
+        <w:tc>
+          <w:tcPr>
+            <w:tcW w:w="0" w:type="auto"/>
+            <w:hideMark/>
+          </w:tcPr>
+          <w:p>
+            <w:pPr>
+              <w:spacing w:after="160" w:line="278" w:lineRule="auto"/>
+            </w:pPr>
+            <w:r>
+              <w:t>Người nhận, tham chiếu NguoiNhan(MaNguoiNhan)</w:t>
+            </w:r>
+          </w:p>
+        </w:tc>
+      </w:tr>
+      <w:tr>
+        <w:tc>
+          <w:tcPr>
+            <w:tcW w:w="0" w:type="auto"/>
+            <w:hideMark/>
+          </w:tcPr>
+          <w:p>
+            <w:pPr>
+              <w:spacing w:after="160" w:line="278" w:lineRule="auto"/>
+            </w:pPr>
+            <w:r>
+              <w:t>5</w:t>
+            </w:r>
+          </w:p>
+        </w:tc>
+        <w:tc>
+          <w:tcPr>
+            <w:tcW w:w="0" w:type="auto"/>
+            <w:hideMark/>
+          </w:tcPr>
+          <w:p>
+            <w:pPr>
+              <w:spacing w:after="160" w:line="278" w:lineRule="auto"/>
+            </w:pPr>
+            <w:r>
+              <w:t>TongTienHang</w:t>
+            </w:r>
+          </w:p>
+        </w:tc>
+        <w:tc>
+          <w:tcPr>
+            <w:tcW w:w="0" w:type="auto"/>
+            <w:hideMark/>
+          </w:tcPr>
+          <w:p>
+            <w:pPr>
+              <w:spacing w:after="160" w:line="278" w:lineRule="auto"/>
+            </w:pPr>
+            <w:r>
+              <w:t>DECIMAL(18,0)</w:t>
+            </w:r>
+          </w:p>
+        </w:tc>
+        <w:tc>
+          <w:tcPr>
+            <w:tcW w:w="0" w:type="auto"/>
+            <w:hideMark/>
+          </w:tcPr>
+          <w:p>
+            <w:pPr>
+              <w:spacing w:after="160" w:line="278" w:lineRule="auto"/>
+            </w:pPr>
+          </w:p>
+        </w:tc>
+        <w:tc>
+          <w:tcPr>
+            <w:tcW w:w="0" w:type="auto"/>
+            <w:hideMark/>
+          </w:tcPr>
+          <w:p>
+            <w:pPr>
+              <w:spacing w:after="160" w:line="278" w:lineRule="auto"/>
+            </w:pPr>
+            <w:r>
+              <w:t>NULL</w:t>
+            </w:r>
+          </w:p>
+        </w:tc>
+        <w:tc>
+          <w:tcPr>
+            <w:tcW w:w="0" w:type="auto"/>
+            <w:hideMark/>
+          </w:tcPr>
+          <w:p>
+            <w:pPr>
+              <w:spacing w:after="160" w:line="278" w:lineRule="auto"/>
+            </w:pPr>
+            <w:r>
+              <w:t>Tổng tiền hàng (chưa gồm phí)</w:t>
+            </w:r>
+          </w:p>
+        </w:tc>
+      </w:tr>
+      <w:tr>
+        <w:tc>
+          <w:tcPr>
+            <w:tcW w:w="0" w:type="auto"/>
+            <w:hideMark/>
+          </w:tcPr>
+          <w:p>
+            <w:pPr>
+              <w:spacing w:after="160" w:line="278" w:lineRule="auto"/>
+            </w:pPr>
+            <w:r>
+              <w:t>6</w:t>
+            </w:r>
+          </w:p>
+        </w:tc>
+        <w:tc>
+          <w:tcPr>
+            <w:tcW w:w="0" w:type="auto"/>
+            <w:hideMark/>
+          </w:tcPr>
+          <w:p>
+            <w:pPr>
+              <w:spacing w:after="160" w:line="278" w:lineRule="auto"/>
+            </w:pPr>
+            <w:r>
+              <w:t>LoaiGiaoHang</w:t>
+            </w:r>
+          </w:p>
+        </w:tc>
+        <w:tc>
+          <w:tcPr>
+            <w:tcW w:w="0" w:type="auto"/>
+            <w:hideMark/>
+          </w:tcPr>
+          <w:p>
+            <w:pPr>
+              <w:spacing w:after="160" w:line="278" w:lineRule="auto"/>
+            </w:pPr>
+            <w:r>
+              <w:t>NVARCHAR(50)</w:t>
+            </w:r>
+          </w:p>
+        </w:tc>
+        <w:tc>
+          <w:tcPr>
+            <w:tcW w:w="0" w:type="auto"/>
+            <w:hideMark/>
+          </w:tcPr>
+          <w:p>
+            <w:pPr>
+              <w:spacing w:after="160" w:line="278" w:lineRule="auto"/>
+            </w:pPr>
+          </w:p>
+        </w:tc>
+        <w:tc>
+          <w:tcPr>
+            <w:tcW w:w="0" w:type="auto"/>
+            <w:hideMark/>
+          </w:tcPr>
+          <w:p>
+            <w:pPr>
+              <w:spacing w:after="160" w:line="278" w:lineRule="auto"/>
+            </w:pPr>
+            <w:r>
+              <w:t>NULL</w:t>
+            </w:r>
+          </w:p>
+        </w:tc>
+        <w:tc>
+          <w:tcPr>
+            <w:tcW w:w="0" w:type="auto"/>
+            <w:hideMark/>
+          </w:tcPr>
+          <w:p>
+            <w:pPr>
+              <w:spacing w:after="160" w:line="278" w:lineRule="auto"/>
+            </w:pPr>
+            <w:r>
+              <w:t>Loại phiếu giao: Thường / Nhanh / Trong ngày</w:t>
+            </w:r>
+          </w:p>
+        </w:tc>
+      </w:tr>
+      <w:tr>
+        <w:tc>
+          <w:tcPr>
+            <w:tcW w:w="0" w:type="auto"/>
+            <w:hideMark/>
+          </w:tcPr>
+          <w:p>
+            <w:pPr>
+              <w:spacing w:after="160" w:line="278" w:lineRule="auto"/>
+            </w:pPr>
+            <w:r>
+              <w:t>7</w:t>
+            </w:r>
+          </w:p>
+        </w:tc>
+        <w:tc>
+          <w:tcPr>
+            <w:tcW w:w="0" w:type="auto"/>
+            <w:hideMark/>
+          </w:tcPr>
+          <w:p>
+            <w:pPr>
+              <w:spacing w:after="160" w:line="278" w:lineRule="auto"/>
+            </w:pPr>
+            <w:r>
+              <w:t>PhiGiaoHang</w:t>
+            </w:r>
+          </w:p>
+        </w:tc>
+        <w:tc>
+          <w:tcPr>
+            <w:tcW w:w="0" w:type="auto"/>
+            <w:hideMark/>
+          </w:tcPr>
+          <w:p>
+            <w:pPr>
+              <w:spacing w:after="160" w:line="278" w:lineRule="auto"/>
+            </w:pPr>
+            <w:r>
+              <w:t>DECIMAL(18,0)</w:t>
+            </w:r>
+          </w:p>
+        </w:tc>
+        <w:tc>
+          <w:tcPr>
+            <w:tcW w:w="0" w:type="auto"/>
+            <w:hideMark/>
+          </w:tcPr>
+          <w:p>
+            <w:pPr>
+              <w:spacing w:after="160" w:line="278" w:lineRule="auto"/>
+            </w:pPr>
+          </w:p>
+        </w:tc>
+        <w:tc>
+          <w:tcPr>
+            <w:tcW w:w="0" w:type="auto"/>
+            <w:hideMark/>
+          </w:tcPr>
+          <w:p>
+            <w:pPr>
+              <w:spacing w:after="160" w:line="278" w:lineRule="auto"/>
+            </w:pPr>
+            <w:r>
+              <w:t>NULL</w:t>
+            </w:r>
+          </w:p>
+        </w:tc>
+        <w:tc>
+          <w:tcPr>
+            <w:tcW w:w="0" w:type="auto"/>
+            <w:hideMark/>
+          </w:tcPr>
+          <w:p>
+            <w:pPr>
+              <w:spacing w:after="160" w:line="278" w:lineRule="auto"/>
+            </w:pPr>
+            <w:r>
+              <w:t>Phí giao hàng đã tính</w:t>
+            </w:r>
+          </w:p>
+        </w:tc>
+      </w:tr>
+      <w:tr>
+        <w:tc>
+          <w:tcPr>
+            <w:tcW w:w="0" w:type="auto"/>
+            <w:hideMark/>
+          </w:tcPr>
+          <w:p>
+            <w:pPr>
+              <w:spacing w:after="160" w:line="278" w:lineRule="auto"/>
+            </w:pPr>
+            <w:r>
+              <w:t>8</w:t>
+            </w:r>
+          </w:p>
+        </w:tc>
+        <w:tc>
+          <w:tcPr>
+            <w:tcW w:w="0" w:type="auto"/>
+            <w:hideMark/>
+          </w:tcPr>
+          <w:p>
+            <w:pPr>
+              <w:spacing w:after="160" w:line="278" w:lineRule="auto"/>
+            </w:pPr>
+            <w:r>
+              <w:t>PhiThanhToan</w:t>
+            </w:r>
+          </w:p>
+        </w:tc>
+        <w:tc>
+          <w:tcPr>
+            <w:tcW w:w="0" w:type="auto"/>
+            <w:hideMark/>
+          </w:tcPr>
+          <w:p>
+            <w:pPr>
+              <w:spacing w:after="160" w:line="278" w:lineRule="auto"/>
+            </w:pPr>
+            <w:r>
+              <w:t>DECIMAL(18,0)</w:t>
+            </w:r>
+          </w:p>
+        </w:tc>
+        <w:tc>
+          <w:tcPr>
+            <w:tcW w:w="0" w:type="auto"/>
+            <w:hideMark/>
+          </w:tcPr>
+          <w:p>
+            <w:pPr>
+              <w:spacing w:after="160" w:line="278" w:lineRule="auto"/>
+            </w:pPr>
+          </w:p>
+        </w:tc>
+        <w:tc>
+          <w:tcPr>
+            <w:tcW w:w="0" w:type="auto"/>
+            <w:hideMark/>
+          </w:tcPr>
+          <w:p>
+            <w:pPr>
+              <w:spacing w:after="160" w:line="278" w:lineRule="auto"/>
+            </w:pPr>
+            <w:r>
+              <w:t>NULL</w:t>
+            </w:r>
+          </w:p>
+        </w:tc>
+        <w:tc>
+          <w:tcPr>
+            <w:tcW w:w="0" w:type="auto"/>
+            <w:hideMark/>
+          </w:tcPr>
+          <w:p>
+            <w:pPr>
+              <w:spacing w:after="160" w:line="278" w:lineRule="auto"/>
+            </w:pPr>
+            <w:r>
+              <w:t>Lệ phí thanh toán bằng thẻ</w:t>
+            </w:r>
+          </w:p>
+        </w:tc>
+      </w:tr>
+      <w:tr>
+        <w:tc>
+          <w:tcPr>
+            <w:tcW w:w="0" w:type="auto"/>
+            <w:hideMark/>
+          </w:tcPr>
+          <w:p>
+            <w:pPr>
+              <w:spacing w:after="160" w:line="278" w:lineRule="auto"/>
+            </w:pPr>
+            <w:r>
+              <w:t>9</w:t>
+            </w:r>
+          </w:p>
+        </w:tc>
+        <w:tc>
+          <w:tcPr>
+            <w:tcW w:w="0" w:type="auto"/>
+            <w:hideMark/>
+          </w:tcPr>
+          <w:p>
+            <w:pPr>
+              <w:spacing w:after="160" w:line="278" w:lineRule="auto"/>
+            </w:pPr>
+            <w:r>
+              <w:t>TongTriGiaHoaDon</w:t>
+            </w:r>
+          </w:p>
+        </w:tc>
+        <w:tc>
+          <w:tcPr>
+            <w:tcW w:w="0" w:type="auto"/>
+            <w:hideMark/>
+          </w:tcPr>
+          <w:p>
+            <w:pPr>
+              <w:spacing w:after="160" w:line="278" w:lineRule="auto"/>
+            </w:pPr>
+            <w:r>
+              <w:t>DECIMAL(18,0)</w:t>
+            </w:r>
+          </w:p>
+        </w:tc>
+        <w:tc>
+          <w:tcPr>
+            <w:tcW w:w="0" w:type="auto"/>
+            <w:hideMark/>
+          </w:tcPr>
+          <w:p>
+            <w:pPr>
+              <w:spacing w:after="160" w:line="278" w:lineRule="auto"/>
+            </w:pPr>
+          </w:p>
+        </w:tc>
+        <w:tc>
+          <w:tcPr>
+            <w:tcW w:w="0" w:type="auto"/>
+            <w:hideMark/>
+          </w:tcPr>
+          <w:p>
+            <w:pPr>
+              <w:spacing w:after="160" w:line="278" w:lineRule="auto"/>
+            </w:pPr>
+            <w:r>
+              <w:t>NULL</w:t>
+            </w:r>
+          </w:p>
+        </w:tc>
+        <w:tc>
+          <w:tcPr>
+            <w:tcW w:w="0" w:type="auto"/>
+            <w:hideMark/>
+          </w:tcPr>
+          <w:p>
+            <w:pPr>
+              <w:spacing w:after="160" w:line="278" w:lineRule="auto"/>
+            </w:pPr>
+            <w:r>
+              <w:t>Tổng trị giá hóa đơn</w:t>
+            </w:r>
+          </w:p>
+        </w:tc>
+      </w:tr>
+      <w:tr>
+        <w:tc>
+          <w:tcPr>
+            <w:tcW w:w="0" w:type="auto"/>
+            <w:hideMark/>
+          </w:tcPr>
+          <w:p>
+            <w:pPr>
+              <w:spacing w:after="160" w:line="278" w:lineRule="auto"/>
+            </w:pPr>
+            <w:r>
+              <w:t>10</w:t>
+            </w:r>
+          </w:p>
+        </w:tc>
+        <w:tc>
+          <w:tcPr>
+            <w:tcW w:w="0" w:type="auto"/>
+            <w:hideMark/>
+          </w:tcPr>
+          <w:p>
+            <w:pPr>
+              <w:spacing w:after="160" w:line="278" w:lineRule="auto"/>
+            </w:pPr>
+            <w:r>
+              <w:t>SoThe</w:t>
+            </w:r>
+          </w:p>
+        </w:tc>
+        <w:tc>
+          <w:tcPr>
+            <w:tcW w:w="0" w:type="auto"/>
+            <w:hideMark/>
+          </w:tcPr>
+          <w:p>
+            <w:pPr>
+              <w:spacing w:after="160" w:line="278" w:lineRule="auto"/>
+            </w:pPr>
+            <w:r>
+              <w:t>NVARCHAR(20)</w:t>
+            </w:r>
+          </w:p>
+        </w:tc>
+        <w:tc>
+          <w:tcPr>
+            <w:tcW w:w="0" w:type="auto"/>
+            <w:hideMark/>
+          </w:tcPr>
+          <w:p>
+            <w:pPr>
+              <w:spacing w:after="160" w:line="278" w:lineRule="auto"/>
+            </w:pPr>
+          </w:p>
+        </w:tc>
+        <w:tc>
+          <w:tcPr>
+            <w:tcW w:w="0" w:type="auto"/>
+            <w:hideMark/>
+          </w:tcPr>
+          <w:p>
+            <w:pPr>
+              <w:spacing w:after="160" w:line="278" w:lineRule="auto"/>
+            </w:pPr>
+            <w:r>
+              <w:t>NULL</w:t>
+            </w:r>
+          </w:p>
+        </w:tc>
+        <w:tc>
+          <w:tcPr>
+            <w:tcW w:w="0" w:type="auto"/>
+            <w:hideMark/>
+          </w:tcPr>
+          <w:p>
+            <w:pPr>
+              <w:spacing w:after="160" w:line="278" w:lineRule="auto"/>
+            </w:pPr>
+            <w:r>
+              <w:t>Số thẻ thanh toán</w:t>
+            </w:r>
+          </w:p>
+        </w:tc>
+      </w:tr>
+      <w:tr>
+        <w:tc>
+          <w:tcPr>
+            <w:tcW w:w="0" w:type="auto"/>
+            <w:hideMark/>
+          </w:tcPr>
+          <w:p>
+            <w:pPr>
+              <w:spacing w:after="160" w:line="278" w:lineRule="auto"/>
+            </w:pPr>
+            <w:r>
+              <w:t>11</w:t>
+            </w:r>
+          </w:p>
+        </w:tc>
+        <w:tc>
+          <w:tcPr>
+            <w:tcW w:w="0" w:type="auto"/>
+            <w:hideMark/>
+          </w:tcPr>
+          <w:p>
+            <w:pPr>
+              <w:spacing w:after="160" w:line="278" w:lineRule="auto"/>
+            </w:pPr>
+            <w:r>
+              <w:t>LoaiThe</w:t>
+            </w:r>
+          </w:p>
+        </w:tc>
+        <w:tc>
+          <w:tcPr>
+            <w:tcW w:w="0" w:type="auto"/>
+            <w:hideMark/>
+          </w:tcPr>
+          <w:p>
+            <w:pPr>
+              <w:spacing w:after="160" w:line="278" w:lineRule="auto"/>
+            </w:pPr>
+            <w:r>
+              <w:t>NVARCHAR(20)</w:t>
+            </w:r>
+          </w:p>
+        </w:tc>
+        <w:tc>
+          <w:tcPr>
+            <w:tcW w:w="0" w:type="auto"/>
+            <w:hideMark/>
+          </w:tcPr>
+          <w:p>
+            <w:pPr>
+              <w:spacing w:after="160" w:line="278" w:lineRule="auto"/>
+            </w:pPr>
+          </w:p>
+        </w:tc>
+        <w:tc>
+          <w:tcPr>
+            <w:tcW w:w="0" w:type="auto"/>
+            <w:hideMark/>
+          </w:tcPr>
+          <w:p>
+            <w:pPr>
+              <w:spacing w:after="160" w:line="278" w:lineRule="auto"/>
+            </w:pPr>
+            <w:r>
+              <w:t>NULL</w:t>
+            </w:r>
+          </w:p>
+        </w:tc>
+        <w:tc>
+          <w:tcPr>
+            <w:tcW w:w="0" w:type="auto"/>
+            <w:hideMark/>
+          </w:tcPr>
+          <w:p>
+            <w:pPr>
+              <w:spacing w:after="160" w:line="278" w:lineRule="auto"/>
+            </w:pPr>
+            <w:r>
+              <w:t>Loại thẻ (Visa, Master, Discover, Amex)</w:t>
+            </w:r>
+          </w:p>
+        </w:tc>
+      </w:tr>
+    </w:tbl>
+    <w:p>
+      <w:r>
+        <w:rPr>
+          <w:b/>
+          <w:bCs/>
+        </w:rPr>
+        <w:t>Bảng 8. ChiTietDonHang</w:t>
+      </w:r>
+    </w:p>
+    <w:tbl>
+      <w:tblPr>
+        <w:tblStyle w:val="TableGrid"/>
+        <w:tblW w:w="0" w:type="auto"/>
+        <w:tblLook w:val="04A0" w:firstRow="1" w:lastRow="0" w:firstColumn="1" w:lastColumn="0" w:noHBand="0" w:noVBand="1"/>
+      </w:tblPr>
+      <w:tblGrid>
+        <w:gridCol w:w="643"/>
+        <w:gridCol w:w="1484"/>
+        <w:gridCol w:w="1810"/>
+        <w:gridCol w:w="781"/>
+        <w:gridCol w:w="1709"/>
+        <w:gridCol w:w="2589"/>
+      </w:tblGrid>
+      <w:tr>
+        <w:tc>
+          <w:tcPr>
+            <w:tcW w:w="0" w:type="auto"/>
+            <w:hideMark/>
+          </w:tcPr>
+          <w:p>
+            <w:pPr>
+              <w:spacing w:after="160" w:line="278" w:lineRule="auto"/>
+              <w:rPr>
+                <w:b/>
+                <w:bCs/>
+              </w:rPr>
+            </w:pPr>
+            <w:r>
+              <w:rPr>
+                <w:b/>
+                <w:bCs/>
+              </w:rPr>
+              <w:t>STT</w:t>
+            </w:r>
+          </w:p>
+        </w:tc>
+        <w:tc>
+          <w:tcPr>
+            <w:tcW w:w="0" w:type="auto"/>
+            <w:hideMark/>
+          </w:tcPr>
+          <w:p>
+            <w:pPr>
+              <w:spacing w:after="160" w:line="278" w:lineRule="auto"/>
+              <w:rPr>
+                <w:b/>
+                <w:bCs/>
+              </w:rPr>
+            </w:pPr>
+            <w:r>
+              <w:rPr>
+                <w:b/>
+                <w:bCs/>
+              </w:rPr>
+              <w:t>Tên cột</w:t>
+            </w:r>
+          </w:p>
+        </w:tc>
+        <w:tc>
+          <w:tcPr>
+            <w:tcW w:w="0" w:type="auto"/>
+            <w:hideMark/>
+          </w:tcPr>
+          <w:p>
+            <w:pPr>
+              <w:spacing w:after="160" w:line="278" w:lineRule="auto"/>
+              <w:rPr>
+                <w:b/>
+                <w:bCs/>
+              </w:rPr>
+            </w:pPr>
+            <w:r>
+              <w:rPr>
+                <w:b/>
+                <w:bCs/>
+              </w:rPr>
+              <w:t>Kiểu dữ liệu</w:t>
+            </w:r>
+          </w:p>
+        </w:tc>
+        <w:tc>
+          <w:tcPr>
+            <w:tcW w:w="0" w:type="auto"/>
+            <w:hideMark/>
+          </w:tcPr>
+          <w:p>
+            <w:pPr>
+              <w:spacing w:after="160" w:line="278" w:lineRule="auto"/>
+              <w:rPr>
+                <w:b/>
+                <w:bCs/>
+              </w:rPr>
+            </w:pPr>
+            <w:r>
+              <w:rPr>
+                <w:b/>
+                <w:bCs/>
+              </w:rPr>
+              <w:t>Khóa</w:t>
+            </w:r>
+          </w:p>
+        </w:tc>
+        <w:tc>
+          <w:tcPr>
+            <w:tcW w:w="0" w:type="auto"/>
+            <w:hideMark/>
+          </w:tcPr>
+          <w:p>
+            <w:pPr>
+              <w:spacing w:after="160" w:line="278" w:lineRule="auto"/>
+              <w:rPr>
+                <w:b/>
+                <w:bCs/>
+              </w:rPr>
+            </w:pPr>
+            <w:r>
+              <w:rPr>
+                <w:b/>
+                <w:bCs/>
+              </w:rPr>
+              <w:t>Ràng buộc</w:t>
+            </w:r>
+          </w:p>
+        </w:tc>
+        <w:tc>
+          <w:tcPr>
+            <w:tcW w:w="0" w:type="auto"/>
+            <w:hideMark/>
+          </w:tcPr>
+          <w:p>
+            <w:pPr>
+              <w:spacing w:after="160" w:line="278" w:lineRule="auto"/>
+              <w:rPr>
+                <w:b/>
+                <w:bCs/>
+              </w:rPr>
+            </w:pPr>
+            <w:r>
+              <w:rPr>
+                <w:b/>
+                <w:bCs/>
+              </w:rPr>
+              <w:t>Mô tả</w:t>
+            </w:r>
+          </w:p>
+        </w:tc>
+      </w:tr>
+      <w:tr>
+        <w:tc>
+          <w:tcPr>
+            <w:tcW w:w="0" w:type="auto"/>
+            <w:hideMark/>
+          </w:tcPr>
+          <w:p>
+            <w:pPr>
+              <w:spacing w:after="160" w:line="278" w:lineRule="auto"/>
+            </w:pPr>
+            <w:r>
+              <w:t>1</w:t>
+            </w:r>
+          </w:p>
+        </w:tc>
+        <w:tc>
+          <w:tcPr>
+            <w:tcW w:w="0" w:type="auto"/>
+            <w:hideMark/>
+          </w:tcPr>
+          <w:p>
+            <w:pPr>
+              <w:spacing w:after="160" w:line="278" w:lineRule="auto"/>
+            </w:pPr>
+            <w:r>
+              <w:t>MaChiTiet</w:t>
+            </w:r>
+          </w:p>
+        </w:tc>
+        <w:tc>
+          <w:tcPr>
+            <w:tcW w:w="0" w:type="auto"/>
+            <w:hideMark/>
+          </w:tcPr>
+          <w:p>
+            <w:pPr>
+              <w:spacing w:after="160" w:line="278" w:lineRule="auto"/>
+            </w:pPr>
+            <w:r>
+              <w:t>INT</w:t>
+            </w:r>
+          </w:p>
+        </w:tc>
+        <w:tc>
+          <w:tcPr>
+            <w:tcW w:w="0" w:type="auto"/>
+            <w:hideMark/>
+          </w:tcPr>
+          <w:p>
+            <w:pPr>
+              <w:spacing w:after="160" w:line="278" w:lineRule="auto"/>
+            </w:pPr>
+            <w:r>
+              <w:t>PK</w:t>
+            </w:r>
+          </w:p>
+        </w:tc>
+        <w:tc>
+          <w:tcPr>
+            <w:tcW w:w="0" w:type="auto"/>
+            <w:hideMark/>
+          </w:tcPr>
+          <w:p>
+            <w:pPr>
+              <w:spacing w:after="160" w:line="278" w:lineRule="auto"/>
+            </w:pPr>
+            <w:r>
+              <w:t>IDENTITY(1,1)</w:t>
+            </w:r>
+          </w:p>
+        </w:tc>
+        <w:tc>
+          <w:tcPr>
+            <w:tcW w:w="0" w:type="auto"/>
+            <w:hideMark/>
+          </w:tcPr>
+          <w:p>
+            <w:pPr>
+              <w:spacing w:after="160" w:line="278" w:lineRule="auto"/>
+            </w:pPr>
+            <w:r>
+              <w:t>Mã chi tiết (tự tăng)</w:t>
+            </w:r>
+          </w:p>
+        </w:tc>
+      </w:tr>
+      <w:tr>
+        <w:tc>
+          <w:tcPr>
+            <w:tcW w:w="0" w:type="auto"/>
+            <w:hideMark/>
+          </w:tcPr>
+          <w:p>
+            <w:pPr>
+              <w:spacing w:after="160" w:line="278" w:lineRule="auto"/>
+            </w:pPr>
+            <w:r>
+              <w:lastRenderedPageBreak/>
+              <w:t>2</w:t>
+            </w:r>
+          </w:p>
+        </w:tc>
+        <w:tc>
+          <w:tcPr>
+            <w:tcW w:w="0" w:type="auto"/>
+            <w:hideMark/>
+          </w:tcPr>
+          <w:p>
+            <w:pPr>
+              <w:spacing w:after="160" w:line="278" w:lineRule="auto"/>
+            </w:pPr>
+            <w:r>
+              <w:t>MaDonHang</w:t>
+            </w:r>
+          </w:p>
+        </w:tc>
+        <w:tc>
+          <w:tcPr>
+            <w:tcW w:w="0" w:type="auto"/>
+            <w:hideMark/>
+          </w:tcPr>
+          <w:p>
+            <w:pPr>
+              <w:spacing w:after="160" w:line="278" w:lineRule="auto"/>
+            </w:pPr>
+            <w:r>
+              <w:t>INT</w:t>
+            </w:r>
+          </w:p>
+        </w:tc>
+        <w:tc>
+          <w:tcPr>
+            <w:tcW w:w="0" w:type="auto"/>
+            <w:hideMark/>
+          </w:tcPr>
+          <w:p>
+            <w:pPr>
+              <w:spacing w:after="160" w:line="278" w:lineRule="auto"/>
+            </w:pPr>
+            <w:r>
+              <w:t>FK</w:t>
+            </w:r>
+          </w:p>
+        </w:tc>
+        <w:tc>
+          <w:tcPr>
+            <w:tcW w:w="0" w:type="auto"/>
+            <w:hideMark/>
+          </w:tcPr>
+          <w:p>
+            <w:pPr>
+              <w:spacing w:after="160" w:line="278" w:lineRule="auto"/>
+            </w:pPr>
+            <w:r>
+              <w:t>NULL</w:t>
+            </w:r>
+          </w:p>
+        </w:tc>
+        <w:tc>
+          <w:tcPr>
+            <w:tcW w:w="0" w:type="auto"/>
+            <w:hideMark/>
+          </w:tcPr>
+          <w:p>
+            <w:pPr>
+              <w:spacing w:after="160" w:line="278" w:lineRule="auto"/>
+            </w:pPr>
+            <w:r>
+              <w:t>Đơn hàng, tham chiếu DonHang(MaDonHang)</w:t>
+            </w:r>
+          </w:p>
+        </w:tc>
+      </w:tr>
+      <w:tr>
+        <w:tc>
+          <w:tcPr>
+            <w:tcW w:w="0" w:type="auto"/>
+            <w:hideMark/>
+          </w:tcPr>
+          <w:p>
+            <w:pPr>
+              <w:spacing w:after="160" w:line="278" w:lineRule="auto"/>
+            </w:pPr>
+            <w:r>
+              <w:t>3</w:t>
+            </w:r>
+          </w:p>
+        </w:tc>
+        <w:tc>
+          <w:tcPr>
+            <w:tcW w:w="0" w:type="auto"/>
+            <w:hideMark/>
+          </w:tcPr>
+          <w:p>
+            <w:pPr>
+              <w:spacing w:after="160" w:line="278" w:lineRule="auto"/>
+            </w:pPr>
+            <w:r>
+              <w:t>MaSP</w:t>
+            </w:r>
+          </w:p>
+        </w:tc>
+        <w:tc>
+          <w:tcPr>
+            <w:tcW w:w="0" w:type="auto"/>
+            <w:hideMark/>
+          </w:tcPr>
+          <w:p>
+            <w:pPr>
+              <w:spacing w:after="160" w:line="278" w:lineRule="auto"/>
+            </w:pPr>
+            <w:r>
+              <w:t>INT</w:t>
+            </w:r>
+          </w:p>
+        </w:tc>
+        <w:tc>
+          <w:tcPr>
+            <w:tcW w:w="0" w:type="auto"/>
+            <w:hideMark/>
+          </w:tcPr>
+          <w:p>
+            <w:pPr>
+              <w:spacing w:after="160" w:line="278" w:lineRule="auto"/>
+            </w:pPr>
+            <w:r>
+              <w:t>FK</w:t>
+            </w:r>
+          </w:p>
+        </w:tc>
+        <w:tc>
+          <w:tcPr>
+            <w:tcW w:w="0" w:type="auto"/>
+            <w:hideMark/>
+          </w:tcPr>
+          <w:p>
+            <w:pPr>
+              <w:spacing w:after="160" w:line="278" w:lineRule="auto"/>
+            </w:pPr>
+            <w:r>
+              <w:t>NULL</w:t>
+            </w:r>
+          </w:p>
+        </w:tc>
+        <w:tc>
+          <w:tcPr>
+            <w:tcW w:w="0" w:type="auto"/>
+            <w:hideMark/>
+          </w:tcPr>
+          <w:p>
+            <w:pPr>
+              <w:spacing w:after="160" w:line="278" w:lineRule="auto"/>
+            </w:pPr>
+            <w:r>
+              <w:t>Sản phẩm, tham chiếu SanPham(MaSP)</w:t>
+            </w:r>
+          </w:p>
+        </w:tc>
+      </w:tr>
+      <w:tr>
+        <w:tc>
+          <w:tcPr>
+            <w:tcW w:w="0" w:type="auto"/>
+            <w:hideMark/>
+          </w:tcPr>
+          <w:p>
+            <w:pPr>
+              <w:spacing w:after="160" w:line="278" w:lineRule="auto"/>
+            </w:pPr>
+            <w:r>
+              <w:t>4</w:t>
+            </w:r>
+          </w:p>
+        </w:tc>
+        <w:tc>
+          <w:tcPr>
+            <w:tcW w:w="0" w:type="auto"/>
+            <w:hideMark/>
+          </w:tcPr>
+          <w:p>
+            <w:pPr>
+              <w:spacing w:after="160" w:line="278" w:lineRule="auto"/>
+            </w:pPr>
+            <w:r>
+              <w:t>SoLuong</w:t>
+            </w:r>
+          </w:p>
+        </w:tc>
+        <w:tc>
+          <w:tcPr>
+            <w:tcW w:w="0" w:type="auto"/>
+            <w:hideMark/>
+          </w:tcPr>
+          <w:p>
+            <w:pPr>
+              <w:spacing w:after="160" w:line="278" w:lineRule="auto"/>
+            </w:pPr>
+            <w:r>
+              <w:t>INT</w:t>
+            </w:r>
+          </w:p>
+        </w:tc>
+        <w:tc>
+          <w:tcPr>
+            <w:tcW w:w="0" w:type="auto"/>
+            <w:hideMark/>
+          </w:tcPr>
+          <w:p>
+            <w:pPr>
+              <w:spacing w:after="160" w:line="278" w:lineRule="auto"/>
+            </w:pPr>
+          </w:p>
+        </w:tc>
+        <w:tc>
+          <w:tcPr>
+            <w:tcW w:w="0" w:type="auto"/>
+            <w:hideMark/>
+          </w:tcPr>
+          <w:p>
+            <w:pPr>
+              <w:spacing w:after="160" w:line="278" w:lineRule="auto"/>
+            </w:pPr>
+            <w:r>
+              <w:t>NOT NULL</w:t>
+            </w:r>
+          </w:p>
+        </w:tc>
+        <w:tc>
+          <w:tcPr>
+            <w:tcW w:w="0" w:type="auto"/>
+            <w:hideMark/>
+          </w:tcPr>
+          <w:p>
+            <w:pPr>
+              <w:spacing w:after="160" w:line="278" w:lineRule="auto"/>
+            </w:pPr>
+            <w:r>
+              <w:t>Số lượng mua</w:t>
+            </w:r>
+          </w:p>
+        </w:tc>
+      </w:tr>
+      <w:tr>
+        <w:tc>
+          <w:tcPr>
+            <w:tcW w:w="0" w:type="auto"/>
+            <w:hideMark/>
+          </w:tcPr>
+          <w:p>
+            <w:pPr>
+              <w:spacing w:after="160" w:line="278" w:lineRule="auto"/>
+            </w:pPr>
+            <w:r>
+              <w:t>5</w:t>
+            </w:r>
+          </w:p>
+        </w:tc>
+        <w:tc>
+          <w:tcPr>
+            <w:tcW w:w="0" w:type="auto"/>
+            <w:hideMark/>
+          </w:tcPr>
+          <w:p>
+            <w:pPr>
+              <w:spacing w:after="160" w:line="278" w:lineRule="auto"/>
+            </w:pPr>
+            <w:r>
+              <w:t>DonGia</w:t>
+            </w:r>
+          </w:p>
+        </w:tc>
+        <w:tc>
+          <w:tcPr>
+            <w:tcW w:w="0" w:type="auto"/>
+            <w:hideMark/>
+          </w:tcPr>
+          <w:p>
+            <w:pPr>
+              <w:spacing w:after="160" w:line="278" w:lineRule="auto"/>
+            </w:pPr>
+            <w:r>
+              <w:t>DECIMAL(18,0)</w:t>
+            </w:r>
+          </w:p>
+        </w:tc>
+        <w:tc>
+          <w:tcPr>
+            <w:tcW w:w="0" w:type="auto"/>
+            <w:hideMark/>
+          </w:tcPr>
+          <w:p>
+            <w:pPr>
+              <w:spacing w:after="160" w:line="278" w:lineRule="auto"/>
+            </w:pPr>
+          </w:p>
+        </w:tc>
+        <w:tc>
+          <w:tcPr>
+            <w:tcW w:w="0" w:type="auto"/>
+            <w:hideMark/>
+          </w:tcPr>
+          <w:p>
+            <w:pPr>
+              <w:spacing w:after="160" w:line="278" w:lineRule="auto"/>
+            </w:pPr>
+            <w:r>
+              <w:t>NOT NULL</w:t>
+            </w:r>
+          </w:p>
+        </w:tc>
+        <w:tc>
+          <w:tcPr>
+            <w:tcW w:w="0" w:type="auto"/>
+            <w:hideMark/>
+          </w:tcPr>
+          <w:p>
+            <w:pPr>
+              <w:spacing w:after="160" w:line="278" w:lineRule="auto"/>
+            </w:pPr>
+            <w:r>
+              <w:t>Đơn giá tại thời điểm đặt</w:t>
+            </w:r>
+          </w:p>
+        </w:tc>
+      </w:tr>
+      <w:tr>
+        <w:tc>
+          <w:tcPr>
+            <w:tcW w:w="0" w:type="auto"/>
+            <w:hideMark/>
+          </w:tcPr>
+          <w:p>
+            <w:pPr>
+              <w:spacing w:after="160" w:line="278" w:lineRule="auto"/>
+            </w:pPr>
+            <w:r>
+              <w:t>6</w:t>
+            </w:r>
+          </w:p>
+        </w:tc>
+        <w:tc>
+          <w:tcPr>
+            <w:tcW w:w="0" w:type="auto"/>
+            <w:hideMark/>
+          </w:tcPr>
+          <w:p>
+            <w:pPr>
+              <w:spacing w:after="160" w:line="278" w:lineRule="auto"/>
+            </w:pPr>
+            <w:r>
+              <w:t>ThanhTien</w:t>
+            </w:r>
+          </w:p>
+        </w:tc>
+        <w:tc>
+          <w:tcPr>
+            <w:tcW w:w="0" w:type="auto"/>
+            <w:hideMark/>
+          </w:tcPr>
+          <w:p>
+            <w:pPr>
+              <w:spacing w:after="160" w:line="278" w:lineRule="auto"/>
+            </w:pPr>
+            <w:r>
+              <w:t>DECIMAL(18,0)</w:t>
+            </w:r>
+          </w:p>
+        </w:tc>
+        <w:tc>
+          <w:tcPr>
+            <w:tcW w:w="0" w:type="auto"/>
+            <w:hideMark/>
+          </w:tcPr>
+          <w:p>
+            <w:pPr>
+              <w:spacing w:after="160" w:line="278" w:lineRule="auto"/>
+            </w:pPr>
+          </w:p>
+        </w:tc>
+        <w:tc>
+          <w:tcPr>
+            <w:tcW w:w="0" w:type="auto"/>
+            <w:hideMark/>
+          </w:tcPr>
+          <w:p>
+            <w:pPr>
+              <w:spacing w:after="160" w:line="278" w:lineRule="auto"/>
+            </w:pPr>
+            <w:r>
+              <w:t>NULL</w:t>
+            </w:r>
+          </w:p>
+        </w:tc>
+        <w:tc>
+          <w:tcPr>
+            <w:tcW w:w="0" w:type="auto"/>
+            <w:hideMark/>
+          </w:tcPr>
+          <w:p>
+            <w:pPr>
+              <w:spacing w:after="160" w:line="278" w:lineRule="auto"/>
+            </w:pPr>
+            <w:r>
+              <w:t>Thành tiền = SoLuong × DonGia</w:t>
+            </w:r>
+          </w:p>
+        </w:tc>
+      </w:tr>
+    </w:tbl>
+    <w:p>
+      <w:r>
+        <w:rPr>
+          <w:b/>
+          <w:bCs/>
+        </w:rPr>
+        <w:t>Bảng 9. Ràng buộc khóa ngoại</w:t>
+      </w:r>
+    </w:p>
+    <w:tbl>
+      <w:tblPr>
+        <w:tblStyle w:val="TableGrid"/>
+        <w:tblW w:w="0" w:type="auto"/>
+        <w:tblLook w:val="04A0" w:firstRow="1" w:lastRow="0" w:firstColumn="1" w:lastColumn="0" w:noHBand="0" w:noVBand="1"/>
+      </w:tblPr>
+      <w:tblGrid>
+        <w:gridCol w:w="671"/>
+        <w:gridCol w:w="1982"/>
+        <w:gridCol w:w="1783"/>
+        <w:gridCol w:w="1911"/>
+        <w:gridCol w:w="1783"/>
+        <w:gridCol w:w="886"/>
+      </w:tblGrid>
+      <w:tr>
+        <w:tc>
+          <w:tcPr>
+            <w:tcW w:w="0" w:type="auto"/>
+            <w:hideMark/>
+          </w:tcPr>
+          <w:p>
+            <w:pPr>
+              <w:spacing w:after="160" w:line="278" w:lineRule="auto"/>
+              <w:rPr>
+                <w:b/>
+                <w:bCs/>
+              </w:rPr>
+            </w:pPr>
+            <w:r>
+              <w:rPr>
+                <w:b/>
+                <w:bCs/>
+              </w:rPr>
+              <w:t>STT</w:t>
+            </w:r>
+          </w:p>
+        </w:tc>
+        <w:tc>
+          <w:tcPr>
+            <w:tcW w:w="0" w:type="auto"/>
+            <w:hideMark/>
+          </w:tcPr>
+          <w:p>
+            <w:pPr>
+              <w:spacing w:after="160" w:line="278" w:lineRule="auto"/>
+              <w:rPr>
+                <w:b/>
+                <w:bCs/>
+              </w:rPr>
+            </w:pPr>
+            <w:r>
+              <w:rPr>
+                <w:b/>
+                <w:bCs/>
+              </w:rPr>
+              <w:t>Bảng con</w:t>
+            </w:r>
+          </w:p>
+        </w:tc>
+        <w:tc>
+          <w:tcPr>
+            <w:tcW w:w="0" w:type="auto"/>
+            <w:hideMark/>
+          </w:tcPr>
+          <w:p>
+            <w:pPr>
+              <w:spacing w:after="160" w:line="278" w:lineRule="auto"/>
+              <w:rPr>
+                <w:b/>
+                <w:bCs/>
+              </w:rPr>
+            </w:pPr>
+            <w:r>
+              <w:rPr>
+                <w:b/>
+                <w:bCs/>
+              </w:rPr>
+              <w:t>Cột khóa ngoại</w:t>
+            </w:r>
+          </w:p>
+        </w:tc>
+        <w:tc>
+          <w:tcPr>
+            <w:tcW w:w="0" w:type="auto"/>
+            <w:hideMark/>
+          </w:tcPr>
+          <w:p>
+            <w:pPr>
+              <w:spacing w:after="160" w:line="278" w:lineRule="auto"/>
+              <w:rPr>
+                <w:b/>
+                <w:bCs/>
+              </w:rPr>
+            </w:pPr>
+            <w:r>
+              <w:rPr>
+                <w:b/>
+                <w:bCs/>
+              </w:rPr>
+              <w:t>Bảng cha</w:t>
+            </w:r>
+          </w:p>
+        </w:tc>
+        <w:tc>
+          <w:tcPr>
+            <w:tcW w:w="0" w:type="auto"/>
+            <w:hideMark/>
+          </w:tcPr>
+          <w:p>
+            <w:pPr>
+              <w:spacing w:after="160" w:line="278" w:lineRule="auto"/>
+              <w:rPr>
+                <w:b/>
+                <w:bCs/>
+              </w:rPr>
+            </w:pPr>
+            <w:r>
+              <w:rPr>
+                <w:b/>
+                <w:bCs/>
+              </w:rPr>
+              <w:t>Cột tham chiếu</w:t>
+            </w:r>
+          </w:p>
+        </w:tc>
+        <w:tc>
+          <w:tcPr>
+            <w:tcW w:w="0" w:type="auto"/>
+            <w:hideMark/>
+          </w:tcPr>
+          <w:p>
+            <w:pPr>
+              <w:spacing w:after="160" w:line="278" w:lineRule="auto"/>
+              <w:rPr>
+                <w:b/>
+                <w:bCs/>
+              </w:rPr>
+            </w:pPr>
+            <w:r>
+              <w:rPr>
+                <w:b/>
+                <w:bCs/>
+              </w:rPr>
+              <w:t>Quan hệ</w:t>
+            </w:r>
+          </w:p>
+        </w:tc>
+      </w:tr>
+      <w:tr>
+        <w:tc>
+          <w:tcPr>
+            <w:tcW w:w="0" w:type="auto"/>
+            <w:hideMark/>
+          </w:tcPr>
+          <w:p>
+            <w:pPr>
+              <w:spacing w:after="160" w:line="278" w:lineRule="auto"/>
+            </w:pPr>
+            <w:r>
+              <w:t>1</w:t>
+            </w:r>
+          </w:p>
+        </w:tc>
+        <w:tc>
+          <w:tcPr>
+            <w:tcW w:w="0" w:type="auto"/>
+            <w:hideMark/>
+          </w:tcPr>
+          <w:p>
+            <w:pPr>
+              <w:spacing w:after="160" w:line="278" w:lineRule="auto"/>
+            </w:pPr>
+            <w:r>
+              <w:t>SanPham</w:t>
+            </w:r>
+          </w:p>
+        </w:tc>
+        <w:tc>
+          <w:tcPr>
+            <w:tcW w:w="0" w:type="auto"/>
+            <w:hideMark/>
+          </w:tcPr>
+          <w:p>
+            <w:pPr>
+              <w:spacing w:after="160" w:line="278" w:lineRule="auto"/>
+            </w:pPr>
+            <w:r>
+              <w:t>MaNhom</w:t>
+            </w:r>
+          </w:p>
+        </w:tc>
+        <w:tc>
+          <w:tcPr>
+            <w:tcW w:w="0" w:type="auto"/>
+            <w:hideMark/>
+          </w:tcPr>
+          <w:p>
+            <w:pPr>
+              <w:spacing w:after="160" w:line="278" w:lineRule="auto"/>
+            </w:pPr>
+            <w:r>
+              <w:t>NhomSanPham</w:t>
+            </w:r>
+          </w:p>
+        </w:tc>
+        <w:tc>
+          <w:tcPr>
+            <w:tcW w:w="0" w:type="auto"/>
+            <w:hideMark/>
+          </w:tcPr>
+          <w:p>
+            <w:pPr>
+              <w:spacing w:after="160" w:line="278" w:lineRule="auto"/>
+            </w:pPr>
+            <w:r>
+              <w:t>MaNhom</w:t>
+            </w:r>
+          </w:p>
+        </w:tc>
+        <w:tc>
+          <w:tcPr>
+            <w:tcW w:w="0" w:type="auto"/>
+            <w:hideMark/>
+          </w:tcPr>
+          <w:p>
+            <w:pPr>
+              <w:spacing w:after="160" w:line="278" w:lineRule="auto"/>
+            </w:pPr>
+            <w:r>
+              <w:t>1 – N</w:t>
+            </w:r>
+          </w:p>
+        </w:tc>
+      </w:tr>
+      <w:tr>
+        <w:tc>
+          <w:tcPr>
+            <w:tcW w:w="0" w:type="auto"/>
+            <w:hideMark/>
+          </w:tcPr>
+          <w:p>
+            <w:pPr>
+              <w:spacing w:after="160" w:line="278" w:lineRule="auto"/>
+            </w:pPr>
+            <w:r>
+              <w:t>2</w:t>
+            </w:r>
+          </w:p>
+        </w:tc>
+        <w:tc>
+          <w:tcPr>
+            <w:tcW w:w="0" w:type="auto"/>
+            <w:hideMark/>
+          </w:tcPr>
+          <w:p>
+            <w:pPr>
+              <w:spacing w:after="160" w:line="278" w:lineRule="auto"/>
+            </w:pPr>
+            <w:r>
+              <w:t>NguoiNhan</w:t>
+            </w:r>
+          </w:p>
+        </w:tc>
+        <w:tc>
+          <w:tcPr>
+            <w:tcW w:w="0" w:type="auto"/>
+            <w:hideMark/>
+          </w:tcPr>
+          <w:p>
+            <w:pPr>
+              <w:spacing w:after="160" w:line="278" w:lineRule="auto"/>
+            </w:pPr>
+            <w:r>
+              <w:t>MaKhuVuc</w:t>
+            </w:r>
+          </w:p>
+        </w:tc>
+        <w:tc>
+          <w:tcPr>
+            <w:tcW w:w="0" w:type="auto"/>
+            <w:hideMark/>
+          </w:tcPr>
+          <w:p>
+            <w:pPr>
+              <w:spacing w:after="160" w:line="278" w:lineRule="auto"/>
+            </w:pPr>
+            <w:r>
+              <w:t>KhuVuc</w:t>
+            </w:r>
+          </w:p>
+        </w:tc>
+        <w:tc>
+          <w:tcPr>
+            <w:tcW w:w="0" w:type="auto"/>
+            <w:hideMark/>
+          </w:tcPr>
+          <w:p>
+            <w:pPr>
+              <w:spacing w:after="160" w:line="278" w:lineRule="auto"/>
+            </w:pPr>
+            <w:r>
+              <w:t>MaKhuVuc</w:t>
+            </w:r>
+          </w:p>
+        </w:tc>
+        <w:tc>
+          <w:tcPr>
+            <w:tcW w:w="0" w:type="auto"/>
+            <w:hideMark/>
+          </w:tcPr>
+          <w:p>
+            <w:pPr>
+              <w:spacing w:after="160" w:line="278" w:lineRule="auto"/>
+            </w:pPr>
+            <w:r>
+              <w:t>1 – N</w:t>
+            </w:r>
+          </w:p>
+        </w:tc>
+      </w:tr>
+      <w:tr>
+        <w:tc>
+          <w:tcPr>
+            <w:tcW w:w="0" w:type="auto"/>
+            <w:hideMark/>
+          </w:tcPr>
+          <w:p>
+            <w:pPr>
+              <w:spacing w:after="160" w:line="278" w:lineRule="auto"/>
+            </w:pPr>
+            <w:r>
+              <w:t>3</w:t>
+            </w:r>
+          </w:p>
+        </w:tc>
+        <w:tc>
+          <w:tcPr>
+            <w:tcW w:w="0" w:type="auto"/>
+            <w:hideMark/>
+          </w:tcPr>
+          <w:p>
+            <w:pPr>
+              <w:spacing w:after="160" w:line="278" w:lineRule="auto"/>
+            </w:pPr>
+            <w:r>
+              <w:t>DonHang</w:t>
+            </w:r>
+          </w:p>
+        </w:tc>
+        <w:tc>
+          <w:tcPr>
+            <w:tcW w:w="0" w:type="auto"/>
+            <w:hideMark/>
+          </w:tcPr>
+          <w:p>
+            <w:pPr>
+              <w:spacing w:after="160" w:line="278" w:lineRule="auto"/>
+            </w:pPr>
+            <w:r>
+              <w:t>MaKH</w:t>
+            </w:r>
+          </w:p>
+        </w:tc>
+        <w:tc>
+          <w:tcPr>
+            <w:tcW w:w="0" w:type="auto"/>
+            <w:hideMark/>
+          </w:tcPr>
+          <w:p>
+            <w:pPr>
+              <w:spacing w:after="160" w:line="278" w:lineRule="auto"/>
+            </w:pPr>
+            <w:r>
+              <w:t>KhachHang</w:t>
+            </w:r>
+          </w:p>
+        </w:tc>
+        <w:tc>
+          <w:tcPr>
+            <w:tcW w:w="0" w:type="auto"/>
+            <w:hideMark/>
+          </w:tcPr>
+          <w:p>
+            <w:pPr>
+              <w:spacing w:after="160" w:line="278" w:lineRule="auto"/>
+            </w:pPr>
+            <w:r>
+              <w:t>MaKH</w:t>
+            </w:r>
+          </w:p>
+        </w:tc>
+        <w:tc>
+          <w:tcPr>
+            <w:tcW w:w="0" w:type="auto"/>
+            <w:hideMark/>
+          </w:tcPr>
+          <w:p>
+            <w:pPr>
+              <w:spacing w:after="160" w:line="278" w:lineRule="auto"/>
+            </w:pPr>
+            <w:r>
+              <w:t>1 – N</w:t>
+            </w:r>
+          </w:p>
+        </w:tc>
+      </w:tr>
+      <w:tr>
+        <w:tc>
+          <w:tcPr>
+            <w:tcW w:w="0" w:type="auto"/>
+            <w:hideMark/>
+          </w:tcPr>
+          <w:p>
+            <w:pPr>
+              <w:spacing w:after="160" w:line="278" w:lineRule="auto"/>
+            </w:pPr>
+            <w:r>
+              <w:t>4</w:t>
+            </w:r>
+          </w:p>
+        </w:tc>
+        <w:tc>
+          <w:tcPr>
+            <w:tcW w:w="0" w:type="auto"/>
+            <w:hideMark/>
+          </w:tcPr>
+          <w:p>
+            <w:pPr>
+              <w:spacing w:after="160" w:line="278" w:lineRule="auto"/>
+            </w:pPr>
+            <w:r>
+              <w:t>DonHang</w:t>
+            </w:r>
+          </w:p>
+        </w:tc>
+        <w:tc>
+          <w:tcPr>
+            <w:tcW w:w="0" w:type="auto"/>
+            <w:hideMark/>
+          </w:tcPr>
+          <w:p>
+            <w:pPr>
+              <w:spacing w:after="160" w:line="278" w:lineRule="auto"/>
+            </w:pPr>
+            <w:r>
+              <w:t>MaNguoiNhan</w:t>
+            </w:r>
+          </w:p>
+        </w:tc>
+        <w:tc>
+          <w:tcPr>
+            <w:tcW w:w="0" w:type="auto"/>
+            <w:hideMark/>
+          </w:tcPr>
+          <w:p>
+            <w:pPr>
+              <w:spacing w:after="160" w:line="278" w:lineRule="auto"/>
+            </w:pPr>
+            <w:r>
+              <w:t>NguoiNhan</w:t>
+            </w:r>
+          </w:p>
+        </w:tc>
+        <w:tc>
+          <w:tcPr>
+            <w:tcW w:w="0" w:type="auto"/>
+            <w:hideMark/>
+          </w:tcPr>
+          <w:p>
+            <w:pPr>
+              <w:spacing w:after="160" w:line="278" w:lineRule="auto"/>
+            </w:pPr>
+            <w:r>
+              <w:t>MaNguoiNhan</w:t>
+            </w:r>
+          </w:p>
+        </w:tc>
+        <w:tc>
+          <w:tcPr>
+            <w:tcW w:w="0" w:type="auto"/>
+            <w:hideMark/>
+          </w:tcPr>
+          <w:p>
+            <w:pPr>
+              <w:spacing w:after="160" w:line="278" w:lineRule="auto"/>
+            </w:pPr>
+            <w:r>
+              <w:t>1 – N</w:t>
+            </w:r>
+          </w:p>
+        </w:tc>
+      </w:tr>
+      <w:tr>
+        <w:tc>
+          <w:tcPr>
+            <w:tcW w:w="0" w:type="auto"/>
+            <w:hideMark/>
+          </w:tcPr>
+          <w:p>
+            <w:pPr>
+              <w:spacing w:after="160" w:line="278" w:lineRule="auto"/>
+            </w:pPr>
+            <w:r>
+              <w:t>5</w:t>
+            </w:r>
+          </w:p>
+        </w:tc>
+        <w:tc>
+          <w:tcPr>
+            <w:tcW w:w="0" w:type="auto"/>
+            <w:hideMark/>
+          </w:tcPr>
+          <w:p>
+            <w:pPr>
+              <w:spacing w:after="160" w:line="278" w:lineRule="auto"/>
+            </w:pPr>
+            <w:r>
+              <w:t>ChiTietDonHang</w:t>
+            </w:r>
+          </w:p>
+        </w:tc>
+        <w:tc>
+          <w:tcPr>
+            <w:tcW w:w="0" w:type="auto"/>
+            <w:hideMark/>
+          </w:tcPr>
+          <w:p>
+            <w:pPr>
+              <w:spacing w:after="160" w:line="278" w:lineRule="auto"/>
+            </w:pPr>
+            <w:r>
+              <w:t>MaDonHang</w:t>
+            </w:r>
+          </w:p>
+        </w:tc>
+        <w:tc>
+          <w:tcPr>
+            <w:tcW w:w="0" w:type="auto"/>
+            <w:hideMark/>
+          </w:tcPr>
+          <w:p>
+            <w:pPr>
+              <w:spacing w:after="160" w:line="278" w:lineRule="auto"/>
+            </w:pPr>
+            <w:r>
+              <w:t>DonHang</w:t>
+            </w:r>
+          </w:p>
+        </w:tc>
+        <w:tc>
+          <w:tcPr>
+            <w:tcW w:w="0" w:type="auto"/>
+            <w:hideMark/>
+          </w:tcPr>
+          <w:p>
+            <w:pPr>
+              <w:spacing w:after="160" w:line="278" w:lineRule="auto"/>
+            </w:pPr>
+            <w:r>
+              <w:t>MaDonHang</w:t>
+            </w:r>
+          </w:p>
+        </w:tc>
+        <w:tc>
+          <w:tcPr>
+            <w:tcW w:w="0" w:type="auto"/>
+            <w:hideMark/>
+          </w:tcPr>
+          <w:p>
+            <w:pPr>
+              <w:spacing w:after="160" w:line="278" w:lineRule="auto"/>
+            </w:pPr>
+            <w:r>
+              <w:t>1 – N</w:t>
+            </w:r>
+          </w:p>
+        </w:tc>
+      </w:tr>
+      <w:tr>
+        <w:tc>
+          <w:tcPr>
+            <w:tcW w:w="0" w:type="auto"/>
+            <w:hideMark/>
+          </w:tcPr>
+          <w:p>
+            <w:pPr>
+              <w:spacing w:after="160" w:line="278" w:lineRule="auto"/>
+            </w:pPr>
+            <w:r>
+              <w:t>6</w:t>
+            </w:r>
+          </w:p>
+        </w:tc>
+        <w:tc>
+          <w:tcPr>
+            <w:tcW w:w="0" w:type="auto"/>
+            <w:hideMark/>
+          </w:tcPr>
+          <w:p>
+            <w:pPr>
+              <w:spacing w:after="160" w:line="278" w:lineRule="auto"/>
+            </w:pPr>
+            <w:r>
+              <w:t>ChiTietDonHang</w:t>
+            </w:r>
+          </w:p>
+        </w:tc>
+        <w:tc>
+          <w:tcPr>
+            <w:tcW w:w="0" w:type="auto"/>
+            <w:hideMark/>
+          </w:tcPr>
+          <w:p>
+            <w:pPr>
+              <w:spacing w:after="160" w:line="278" w:lineRule="auto"/>
+            </w:pPr>
+            <w:r>
+              <w:t>MaSP</w:t>
+            </w:r>
+          </w:p>
+        </w:tc>
+        <w:tc>
+          <w:tcPr>
+            <w:tcW w:w="0" w:type="auto"/>
+            <w:hideMark/>
+          </w:tcPr>
+          <w:p>
+            <w:pPr>
+              <w:spacing w:after="160" w:line="278" w:lineRule="auto"/>
+            </w:pPr>
+            <w:r>
+              <w:t>SanPham</w:t>
+            </w:r>
+          </w:p>
+        </w:tc>
+        <w:tc>
+          <w:tcPr>
+            <w:tcW w:w="0" w:type="auto"/>
+            <w:hideMark/>
+          </w:tcPr>
+          <w:p>
+            <w:pPr>
+              <w:spacing w:after="160" w:line="278" w:lineRule="auto"/>
+            </w:pPr>
+            <w:r>
+              <w:t>MaSP</w:t>
+            </w:r>
+          </w:p>
+        </w:tc>
+        <w:tc>
+          <w:tcPr>
+            <w:tcW w:w="0" w:type="auto"/>
+            <w:hideMark/>
+          </w:tcPr>
+          <w:p>
+            <w:pPr>
+              <w:spacing w:after="160" w:line="278" w:lineRule="auto"/>
+            </w:pPr>
+            <w:r>
+              <w:t>1 – N</w:t>
+            </w:r>
+          </w:p>
+        </w:tc>
+      </w:tr>
+    </w:tbl>
     <w:p/>
     <w:p>
       <w:pPr>
@@ -1758,6 +7801,7 @@
         <w:rPr>
           <w:noProof/>
         </w:rPr>
+        <w:lastRenderedPageBreak/>
         <w:drawing>
           <wp:inline distT="0" distB="0" distL="0" distR="0" wp14:anchorId="433256E1" wp14:editId="11103CEA">
             <wp:extent cx="5731510" cy="3223895"/>
@@ -5755,6 +11799,25 @@
       <w:rFonts w:ascii="Times New Roman" w:hAnsi="Times New Roman" w:cs="Times New Roman"/>
     </w:rPr>
   </w:style>
+  <w:style w:type="table" w:styleId="TableGrid">
+    <w:name w:val="Table Grid"/>
+    <w:basedOn w:val="TableNormal"/>
+    <w:uiPriority w:val="39"/>
+    <w:rsid w:val="00DF4BC2"/>
+    <w:pPr>
+      <w:spacing w:after="0" w:line="240" w:lineRule="auto"/>
+    </w:pPr>
+    <w:tblPr>
+      <w:tblBorders>
+        <w:top w:val="single" w:sz="4" w:space="0" w:color="auto"/>
+        <w:left w:val="single" w:sz="4" w:space="0" w:color="auto"/>
+        <w:bottom w:val="single" w:sz="4" w:space="0" w:color="auto"/>
+        <w:right w:val="single" w:sz="4" w:space="0" w:color="auto"/>
+        <w:insideH w:val="single" w:sz="4" w:space="0" w:color="auto"/>
+        <w:insideV w:val="single" w:sz="4" w:space="0" w:color="auto"/>
+      </w:tblBorders>
+    </w:tblPr>
+  </w:style>
 </w:styles>
 </file>
 
